--- a/Knowledge/3-Work knowledge/1-Software Engineering/2-Testing/5-My Source/1-ISTQB Foundation Level/9-Tool Support for Testing/1-Tool Support for Testing.docx
+++ b/Knowledge/3-Work knowledge/1-Software Engineering/2-Testing/5-My Source/1-ISTQB Foundation Level/9-Tool Support for Testing/1-Tool Support for Testing.docx
@@ -47,78 +47,91 @@
       </w:pPr>
       <w:r>
         <w:rPr>
-          <w:b/>
-          <w:shd w:val="clear" w:color="auto" w:fill="B7B7B7"/>
-        </w:rPr>
-        <w:t># Source</w:t>
-      </w:r>
-      <w:r>
-        <w:rPr>
-          <w:shd w:val="clear" w:color="auto" w:fill="B7B7B7"/>
-        </w:rPr>
-        <w:t xml:space="preserve">: </w:t>
-      </w:r>
-      <w:r>
-        <w:rPr>
-          <w:b/>
-          <w:shd w:val="clear" w:color="auto" w:fill="B7B7B7"/>
-        </w:rPr>
-        <w:t xml:space="preserve">Chatgpt </w:t>
-      </w:r>
-      <w:r>
-        <w:rPr>
-          <w:b/>
-          <w:sz w:val="14"/>
-          <w:szCs w:val="14"/>
-          <w:shd w:val="clear" w:color="auto" w:fill="B7B7B7"/>
-        </w:rPr>
-        <w:t>(GPT</w:t>
-      </w:r>
-      <w:r>
-        <w:rPr>
-          <w:rFonts w:ascii="Cambria Math" w:hAnsi="Cambria Math" w:cs="Cambria Math"/>
-          <w:b/>
-          <w:sz w:val="14"/>
-          <w:szCs w:val="14"/>
-          <w:shd w:val="clear" w:color="auto" w:fill="B7B7B7"/>
+          <w:rFonts w:ascii="Arial" w:eastAsia="Arial" w:hAnsi="Arial" w:cs="Arial"/>
+          <w:b/>
+          <w:color w:val="000000"/>
+          <w:sz w:val="18"/>
+          <w:highlight w:val="lightGray"/>
+        </w:rPr>
+        <w:t># Source: AI Source: Provided by: [Data Path</w:t>
+      </w:r>
+      <w:r>
+        <w:rPr>
+          <w:rFonts w:ascii="Arial" w:eastAsia="Arial" w:hAnsi="Arial" w:cs="Arial"/>
+          <w:color w:val="000000"/>
+          <w:sz w:val="18"/>
+          <w:highlight w:val="lightGray"/>
+        </w:rPr>
+        <w:t xml:space="preserve">: Persons Table -&gt; ID Column: 1, Name_En Column: Motasem Essam] -&gt; </w:t>
+      </w:r>
+      <w:r>
+        <w:rPr>
+          <w:rFonts w:ascii="Arial" w:eastAsia="Arial" w:hAnsi="Arial" w:cs="Arial"/>
+          <w:b/>
+          <w:color w:val="000000"/>
+          <w:sz w:val="18"/>
+          <w:highlight w:val="lightGray"/>
+        </w:rPr>
+        <w:t>From:</w:t>
+      </w:r>
+      <w:r>
+        <w:rPr>
+          <w:rFonts w:ascii="Arial" w:eastAsia="Arial" w:hAnsi="Arial" w:cs="Arial"/>
+          <w:color w:val="000000"/>
+          <w:sz w:val="18"/>
+          <w:highlight w:val="lightGray"/>
+        </w:rPr>
+        <w:t xml:space="preserve"> [Chatgpt (GPT</w:t>
+      </w:r>
+      <w:r>
+        <w:rPr>
+          <w:rFonts w:ascii="Arial" w:eastAsia="Arial" w:hAnsi="Arial" w:cs="Cambria Math"/>
+          <w:color w:val="000000"/>
+          <w:sz w:val="18"/>
+          <w:highlight w:val="lightGray"/>
         </w:rPr>
         <w:t>‑</w:t>
       </w:r>
       <w:r>
         <w:rPr>
-          <w:b/>
-          <w:sz w:val="14"/>
-          <w:szCs w:val="14"/>
-          <w:shd w:val="clear" w:color="auto" w:fill="B7B7B7"/>
-        </w:rPr>
-        <w:t>5 Mini) at [8/19/2025]</w:t>
-      </w:r>
-      <w:r>
+          <w:rFonts w:ascii="Arial" w:eastAsia="Arial" w:hAnsi="Arial" w:cs="Arial"/>
+          <w:color w:val="000000"/>
+          <w:sz w:val="18"/>
+          <w:highlight w:val="lightGray"/>
+        </w:rPr>
+        <w:t xml:space="preserve">5 Mini)] </w:t>
+      </w:r>
+      <w:r>
+        <w:rPr>
+          <w:rFonts w:ascii="Arial" w:eastAsia="Arial" w:hAnsi="Arial" w:cs="Arial"/>
+          <w:b/>
+          <w:color w:val="000000"/>
+          <w:sz w:val="18"/>
+          <w:highlight w:val="lightGray"/>
+        </w:rPr>
+        <w:t>on</w:t>
+      </w:r>
+      <w:r>
+        <w:rPr>
+          <w:rFonts w:ascii="Arial" w:eastAsia="Arial" w:hAnsi="Arial"/>
+          <w:sz w:val="18"/>
+          <w:highlight w:val="lightGray"/>
+        </w:rPr>
+        <w:t xml:space="preserve"> [8/19/2025]</w:t>
+      </w:r>
+      <w:r>
+        <w:rPr>
+          <w:rFonts w:ascii="Arial" w:eastAsia="Arial" w:hAnsi="Arial"/>
+          <w:sz w:val="18"/>
+          <w:highlight w:val="lightGray"/>
+        </w:rPr>
         <w:br/>
-      </w:r>
-      <w:r>
-        <w:rPr>
-          <w:rFonts w:ascii="Roboto Mono" w:eastAsia="Roboto Mono" w:hAnsi="Roboto Mono" w:cs="Roboto Mono"/>
-        </w:rPr>
-        <w:t xml:space="preserve"> </w:t>
-      </w:r>
-      <w:r>
-        <w:rPr>
-          <w:rFonts w:ascii="Roboto Mono" w:eastAsia="Roboto Mono" w:hAnsi="Roboto Mono" w:cs="Roboto Mono"/>
-          <w:b/>
-        </w:rPr>
-        <w:t>Tool Support for Testing</w:t>
-      </w:r>
-      <w:r>
-        <w:rPr>
-          <w:rFonts w:ascii="Roboto Mono" w:eastAsia="Roboto Mono" w:hAnsi="Roboto Mono" w:cs="Roboto Mono"/>
-        </w:rPr>
-        <w:t xml:space="preserve"> means using software tools to help with different testing activities (planning, designing, executing, monitoring, reporting, etc.) instead of doing everything manually.</w:t>
-      </w:r>
-    </w:p>
-    <w:p>
-      <w:r>
-        <w:pict w14:anchorId="00F0BED4">
+        <w:t xml:space="preserve"> Tool Support for Testing means using software tools to help with different testing activities (planning, designing, executing, monitoring, reporting, etc.) instead of doing everything manually.</w:t>
+      </w:r>
+    </w:p>
+    <w:p>
+      <w:r>
+        <w:pict w14:anchorId="6EEC01E7">
           <v:rect id="_x0000_i1025" style="width:0;height:1.5pt" o:hralign="center" o:hrstd="t" o:hr="t" fillcolor="#a0a0a0" stroked="f"/>
         </w:pict>
       </w:r>
@@ -164,51 +177,77 @@
       </w:pPr>
       <w:r>
         <w:rPr>
-          <w:b/>
-          <w:shd w:val="clear" w:color="auto" w:fill="B7B7B7"/>
-        </w:rPr>
-        <w:t># Source</w:t>
-      </w:r>
-      <w:r>
-        <w:rPr>
-          <w:shd w:val="clear" w:color="auto" w:fill="B7B7B7"/>
-        </w:rPr>
-        <w:t xml:space="preserve">: </w:t>
-      </w:r>
-      <w:r>
-        <w:rPr>
-          <w:b/>
-          <w:shd w:val="clear" w:color="auto" w:fill="B7B7B7"/>
-        </w:rPr>
-        <w:t xml:space="preserve">Chatgpt </w:t>
-      </w:r>
-      <w:r>
-        <w:rPr>
-          <w:b/>
-          <w:sz w:val="14"/>
-          <w:szCs w:val="14"/>
-          <w:shd w:val="clear" w:color="auto" w:fill="B7B7B7"/>
-        </w:rPr>
-        <w:t>(GPT</w:t>
-      </w:r>
-      <w:r>
-        <w:rPr>
-          <w:rFonts w:ascii="Cambria Math" w:hAnsi="Cambria Math" w:cs="Cambria Math"/>
-          <w:b/>
-          <w:sz w:val="14"/>
-          <w:szCs w:val="14"/>
-          <w:shd w:val="clear" w:color="auto" w:fill="B7B7B7"/>
+          <w:rFonts w:ascii="Arial" w:eastAsia="Arial" w:hAnsi="Arial" w:cs="Arial"/>
+          <w:b/>
+          <w:color w:val="000000"/>
+          <w:sz w:val="18"/>
+          <w:highlight w:val="lightGray"/>
+        </w:rPr>
+        <w:t># Source: AI Source: Provided by: [Data Path</w:t>
+      </w:r>
+      <w:r>
+        <w:rPr>
+          <w:rFonts w:ascii="Arial" w:eastAsia="Arial" w:hAnsi="Arial" w:cs="Arial"/>
+          <w:color w:val="000000"/>
+          <w:sz w:val="18"/>
+          <w:highlight w:val="lightGray"/>
+        </w:rPr>
+        <w:t xml:space="preserve">: Persons Table -&gt; ID Column: 1, Name_En Column: Motasem Essam] -&gt; </w:t>
+      </w:r>
+      <w:r>
+        <w:rPr>
+          <w:rFonts w:ascii="Arial" w:eastAsia="Arial" w:hAnsi="Arial" w:cs="Arial"/>
+          <w:b/>
+          <w:color w:val="000000"/>
+          <w:sz w:val="18"/>
+          <w:highlight w:val="lightGray"/>
+        </w:rPr>
+        <w:t>From:</w:t>
+      </w:r>
+      <w:r>
+        <w:rPr>
+          <w:rFonts w:ascii="Arial" w:eastAsia="Arial" w:hAnsi="Arial" w:cs="Arial"/>
+          <w:color w:val="000000"/>
+          <w:sz w:val="18"/>
+          <w:highlight w:val="lightGray"/>
+        </w:rPr>
+        <w:t xml:space="preserve"> [Chatgpt (GPT</w:t>
+      </w:r>
+      <w:r>
+        <w:rPr>
+          <w:rFonts w:ascii="Arial" w:eastAsia="Arial" w:hAnsi="Arial" w:cs="Cambria Math"/>
+          <w:color w:val="000000"/>
+          <w:sz w:val="18"/>
+          <w:highlight w:val="lightGray"/>
         </w:rPr>
         <w:t>‑</w:t>
       </w:r>
       <w:r>
         <w:rPr>
-          <w:b/>
-          <w:sz w:val="14"/>
-          <w:szCs w:val="14"/>
-          <w:shd w:val="clear" w:color="auto" w:fill="B7B7B7"/>
-        </w:rPr>
-        <w:t>5 Mini) at [8/19/2025]</w:t>
+          <w:rFonts w:ascii="Arial" w:eastAsia="Arial" w:hAnsi="Arial" w:cs="Arial"/>
+          <w:color w:val="000000"/>
+          <w:sz w:val="18"/>
+          <w:highlight w:val="lightGray"/>
+        </w:rPr>
+        <w:t xml:space="preserve">5 Mini)] </w:t>
+      </w:r>
+      <w:r>
+        <w:rPr>
+          <w:rFonts w:ascii="Arial" w:eastAsia="Arial" w:hAnsi="Arial" w:cs="Arial"/>
+          <w:b/>
+          <w:color w:val="000000"/>
+          <w:sz w:val="18"/>
+          <w:highlight w:val="lightGray"/>
+        </w:rPr>
+        <w:t>on</w:t>
+      </w:r>
+      <w:r>
+        <w:rPr>
+          <w:rFonts w:ascii="Arial" w:eastAsia="Arial" w:hAnsi="Arial"/>
+          <w:sz w:val="18"/>
+          <w:highlight w:val="lightGray"/>
+        </w:rPr>
+        <w:t xml:space="preserve"> [8/19/2025]</w:t>
       </w:r>
     </w:p>
     <w:p>
@@ -217,7 +256,7 @@
           <w:ilvl w:val="0"/>
           <w:numId w:val="4"/>
         </w:numPr>
-        <w:spacing w:before="240"/>
+        <w:spacing w:before="240" w:after="0" w:line="276" w:lineRule="auto"/>
         <w:rPr>
           <w:rFonts w:ascii="Roboto Mono" w:eastAsia="Roboto Mono" w:hAnsi="Roboto Mono" w:cs="Roboto Mono"/>
         </w:rPr>
@@ -241,6 +280,7 @@
           <w:ilvl w:val="0"/>
           <w:numId w:val="4"/>
         </w:numPr>
+        <w:spacing w:after="0" w:line="276" w:lineRule="auto"/>
         <w:rPr>
           <w:rFonts w:ascii="Roboto Mono" w:eastAsia="Roboto Mono" w:hAnsi="Roboto Mono" w:cs="Roboto Mono"/>
         </w:rPr>
@@ -264,7 +304,7 @@
           <w:ilvl w:val="0"/>
           <w:numId w:val="4"/>
         </w:numPr>
-        <w:spacing w:after="240"/>
+        <w:spacing w:after="240" w:line="276" w:lineRule="auto"/>
       </w:pPr>
       <w:r>
         <w:rPr>
@@ -294,7 +334,7 @@
     </w:p>
     <w:p>
       <w:r>
-        <w:pict w14:anchorId="2ED58888">
+        <w:pict w14:anchorId="6F11EDDB">
           <v:rect id="_x0000_i1026" style="width:0;height:1.5pt" o:hralign="center" o:hrstd="t" o:hr="t" fillcolor="#a0a0a0" stroked="f"/>
         </w:pict>
       </w:r>
@@ -318,51 +358,77 @@
       </w:pPr>
       <w:r>
         <w:rPr>
-          <w:b/>
-          <w:shd w:val="clear" w:color="auto" w:fill="B7B7B7"/>
-        </w:rPr>
-        <w:t># Source</w:t>
-      </w:r>
-      <w:r>
-        <w:rPr>
-          <w:shd w:val="clear" w:color="auto" w:fill="B7B7B7"/>
-        </w:rPr>
-        <w:t xml:space="preserve">: </w:t>
-      </w:r>
-      <w:r>
-        <w:rPr>
-          <w:b/>
-          <w:shd w:val="clear" w:color="auto" w:fill="B7B7B7"/>
-        </w:rPr>
-        <w:t xml:space="preserve">Chatgpt </w:t>
-      </w:r>
-      <w:r>
-        <w:rPr>
-          <w:b/>
-          <w:sz w:val="14"/>
-          <w:szCs w:val="14"/>
-          <w:shd w:val="clear" w:color="auto" w:fill="B7B7B7"/>
-        </w:rPr>
-        <w:t>(GPT</w:t>
-      </w:r>
-      <w:r>
-        <w:rPr>
-          <w:rFonts w:ascii="Cambria Math" w:hAnsi="Cambria Math" w:cs="Cambria Math"/>
-          <w:b/>
-          <w:sz w:val="14"/>
-          <w:szCs w:val="14"/>
-          <w:shd w:val="clear" w:color="auto" w:fill="B7B7B7"/>
+          <w:rFonts w:ascii="Arial" w:eastAsia="Arial" w:hAnsi="Arial" w:cs="Arial"/>
+          <w:b/>
+          <w:color w:val="000000"/>
+          <w:sz w:val="18"/>
+          <w:highlight w:val="lightGray"/>
+        </w:rPr>
+        <w:t># Source: AI Source: Provided by: [Data Path</w:t>
+      </w:r>
+      <w:r>
+        <w:rPr>
+          <w:rFonts w:ascii="Arial" w:eastAsia="Arial" w:hAnsi="Arial" w:cs="Arial"/>
+          <w:color w:val="000000"/>
+          <w:sz w:val="18"/>
+          <w:highlight w:val="lightGray"/>
+        </w:rPr>
+        <w:t xml:space="preserve">: Persons Table -&gt; ID Column: 1, Name_En Column: Motasem Essam] -&gt; </w:t>
+      </w:r>
+      <w:r>
+        <w:rPr>
+          <w:rFonts w:ascii="Arial" w:eastAsia="Arial" w:hAnsi="Arial" w:cs="Arial"/>
+          <w:b/>
+          <w:color w:val="000000"/>
+          <w:sz w:val="18"/>
+          <w:highlight w:val="lightGray"/>
+        </w:rPr>
+        <w:t>From:</w:t>
+      </w:r>
+      <w:r>
+        <w:rPr>
+          <w:rFonts w:ascii="Arial" w:eastAsia="Arial" w:hAnsi="Arial" w:cs="Arial"/>
+          <w:color w:val="000000"/>
+          <w:sz w:val="18"/>
+          <w:highlight w:val="lightGray"/>
+        </w:rPr>
+        <w:t xml:space="preserve"> [Chatgpt (GPT</w:t>
+      </w:r>
+      <w:r>
+        <w:rPr>
+          <w:rFonts w:ascii="Arial" w:eastAsia="Arial" w:hAnsi="Arial" w:cs="Cambria Math"/>
+          <w:color w:val="000000"/>
+          <w:sz w:val="18"/>
+          <w:highlight w:val="lightGray"/>
         </w:rPr>
         <w:t>‑</w:t>
       </w:r>
       <w:r>
         <w:rPr>
-          <w:b/>
-          <w:sz w:val="14"/>
-          <w:szCs w:val="14"/>
-          <w:shd w:val="clear" w:color="auto" w:fill="B7B7B7"/>
-        </w:rPr>
-        <w:t>5 Mini) at [8/19/2025]</w:t>
+          <w:rFonts w:ascii="Arial" w:eastAsia="Arial" w:hAnsi="Arial" w:cs="Arial"/>
+          <w:color w:val="000000"/>
+          <w:sz w:val="18"/>
+          <w:highlight w:val="lightGray"/>
+        </w:rPr>
+        <w:t xml:space="preserve">5 Mini)] </w:t>
+      </w:r>
+      <w:r>
+        <w:rPr>
+          <w:rFonts w:ascii="Arial" w:eastAsia="Arial" w:hAnsi="Arial" w:cs="Arial"/>
+          <w:b/>
+          <w:color w:val="000000"/>
+          <w:sz w:val="18"/>
+          <w:highlight w:val="lightGray"/>
+        </w:rPr>
+        <w:t>on</w:t>
+      </w:r>
+      <w:r>
+        <w:rPr>
+          <w:rFonts w:ascii="Arial" w:eastAsia="Arial" w:hAnsi="Arial"/>
+          <w:sz w:val="18"/>
+          <w:highlight w:val="lightGray"/>
+        </w:rPr>
+        <w:t xml:space="preserve"> [8/19/2025]</w:t>
       </w:r>
     </w:p>
     <w:p>
@@ -371,7 +437,7 @@
           <w:ilvl w:val="0"/>
           <w:numId w:val="7"/>
         </w:numPr>
-        <w:spacing w:before="240"/>
+        <w:spacing w:before="240" w:after="0" w:line="276" w:lineRule="auto"/>
         <w:rPr>
           <w:rFonts w:ascii="Roboto Mono" w:eastAsia="Roboto Mono" w:hAnsi="Roboto Mono" w:cs="Roboto Mono"/>
         </w:rPr>
@@ -395,6 +461,7 @@
           <w:ilvl w:val="0"/>
           <w:numId w:val="7"/>
         </w:numPr>
+        <w:spacing w:after="0" w:line="276" w:lineRule="auto"/>
         <w:rPr>
           <w:rFonts w:ascii="Roboto Mono" w:eastAsia="Roboto Mono" w:hAnsi="Roboto Mono" w:cs="Roboto Mono"/>
         </w:rPr>
@@ -418,7 +485,7 @@
           <w:ilvl w:val="0"/>
           <w:numId w:val="7"/>
         </w:numPr>
-        <w:spacing w:after="240"/>
+        <w:spacing w:after="240" w:line="276" w:lineRule="auto"/>
       </w:pPr>
       <w:r>
         <w:rPr>
@@ -448,8 +515,7 @@
     </w:p>
     <w:p>
       <w:r>
-        <w:lastRenderedPageBreak/>
-        <w:pict w14:anchorId="50E3A81E">
+        <w:pict w14:anchorId="1DDEDCFA">
           <v:rect id="_x0000_i1027" style="width:0;height:1.5pt" o:hralign="center" o:hrstd="t" o:hr="t" fillcolor="#a0a0a0" stroked="f"/>
         </w:pict>
       </w:r>
@@ -489,51 +555,77 @@
       </w:pPr>
       <w:r>
         <w:rPr>
-          <w:b/>
-          <w:shd w:val="clear" w:color="auto" w:fill="B7B7B7"/>
-        </w:rPr>
-        <w:t># Source</w:t>
-      </w:r>
-      <w:r>
-        <w:rPr>
-          <w:shd w:val="clear" w:color="auto" w:fill="B7B7B7"/>
-        </w:rPr>
-        <w:t xml:space="preserve">: </w:t>
-      </w:r>
-      <w:r>
-        <w:rPr>
-          <w:b/>
-          <w:shd w:val="clear" w:color="auto" w:fill="B7B7B7"/>
-        </w:rPr>
-        <w:t xml:space="preserve">Chatgpt </w:t>
-      </w:r>
-      <w:r>
-        <w:rPr>
-          <w:b/>
-          <w:sz w:val="14"/>
-          <w:szCs w:val="14"/>
-          <w:shd w:val="clear" w:color="auto" w:fill="B7B7B7"/>
-        </w:rPr>
-        <w:t>(GPT</w:t>
-      </w:r>
-      <w:r>
-        <w:rPr>
-          <w:rFonts w:ascii="Cambria Math" w:hAnsi="Cambria Math" w:cs="Cambria Math"/>
-          <w:b/>
-          <w:sz w:val="14"/>
-          <w:szCs w:val="14"/>
-          <w:shd w:val="clear" w:color="auto" w:fill="B7B7B7"/>
+          <w:rFonts w:ascii="Arial" w:eastAsia="Arial" w:hAnsi="Arial" w:cs="Arial"/>
+          <w:b/>
+          <w:color w:val="000000"/>
+          <w:sz w:val="18"/>
+          <w:highlight w:val="lightGray"/>
+        </w:rPr>
+        <w:t># Source: AI Source: Provided by: [Data Path</w:t>
+      </w:r>
+      <w:r>
+        <w:rPr>
+          <w:rFonts w:ascii="Arial" w:eastAsia="Arial" w:hAnsi="Arial" w:cs="Arial"/>
+          <w:color w:val="000000"/>
+          <w:sz w:val="18"/>
+          <w:highlight w:val="lightGray"/>
+        </w:rPr>
+        <w:t xml:space="preserve">: Persons Table -&gt; ID Column: 1, Name_En Column: Motasem Essam] -&gt; </w:t>
+      </w:r>
+      <w:r>
+        <w:rPr>
+          <w:rFonts w:ascii="Arial" w:eastAsia="Arial" w:hAnsi="Arial" w:cs="Arial"/>
+          <w:b/>
+          <w:color w:val="000000"/>
+          <w:sz w:val="18"/>
+          <w:highlight w:val="lightGray"/>
+        </w:rPr>
+        <w:t>From:</w:t>
+      </w:r>
+      <w:r>
+        <w:rPr>
+          <w:rFonts w:ascii="Arial" w:eastAsia="Arial" w:hAnsi="Arial" w:cs="Arial"/>
+          <w:color w:val="000000"/>
+          <w:sz w:val="18"/>
+          <w:highlight w:val="lightGray"/>
+        </w:rPr>
+        <w:t xml:space="preserve"> [Chatgpt (GPT</w:t>
+      </w:r>
+      <w:r>
+        <w:rPr>
+          <w:rFonts w:ascii="Arial" w:eastAsia="Arial" w:hAnsi="Arial" w:cs="Cambria Math"/>
+          <w:color w:val="000000"/>
+          <w:sz w:val="18"/>
+          <w:highlight w:val="lightGray"/>
         </w:rPr>
         <w:t>‑</w:t>
       </w:r>
       <w:r>
         <w:rPr>
-          <w:b/>
-          <w:sz w:val="14"/>
-          <w:szCs w:val="14"/>
-          <w:shd w:val="clear" w:color="auto" w:fill="B7B7B7"/>
-        </w:rPr>
-        <w:t>5 Mini) at [8/19/2025]</w:t>
+          <w:rFonts w:ascii="Arial" w:eastAsia="Arial" w:hAnsi="Arial" w:cs="Arial"/>
+          <w:color w:val="000000"/>
+          <w:sz w:val="18"/>
+          <w:highlight w:val="lightGray"/>
+        </w:rPr>
+        <w:t xml:space="preserve">5 Mini)] </w:t>
+      </w:r>
+      <w:r>
+        <w:rPr>
+          <w:rFonts w:ascii="Arial" w:eastAsia="Arial" w:hAnsi="Arial" w:cs="Arial"/>
+          <w:b/>
+          <w:color w:val="000000"/>
+          <w:sz w:val="18"/>
+          <w:highlight w:val="lightGray"/>
+        </w:rPr>
+        <w:t>on</w:t>
+      </w:r>
+      <w:r>
+        <w:rPr>
+          <w:rFonts w:ascii="Arial" w:eastAsia="Arial" w:hAnsi="Arial"/>
+          <w:sz w:val="18"/>
+          <w:highlight w:val="lightGray"/>
+        </w:rPr>
+        <w:t xml:space="preserve"> [8/19/2025]</w:t>
       </w:r>
     </w:p>
     <w:p>
@@ -542,7 +634,7 @@
           <w:ilvl w:val="0"/>
           <w:numId w:val="6"/>
         </w:numPr>
-        <w:spacing w:before="240"/>
+        <w:spacing w:before="240" w:after="0" w:line="276" w:lineRule="auto"/>
         <w:rPr>
           <w:rFonts w:ascii="Roboto Mono" w:eastAsia="Roboto Mono" w:hAnsi="Roboto Mono" w:cs="Roboto Mono"/>
         </w:rPr>
@@ -566,6 +658,7 @@
           <w:ilvl w:val="0"/>
           <w:numId w:val="6"/>
         </w:numPr>
+        <w:spacing w:after="0" w:line="276" w:lineRule="auto"/>
         <w:rPr>
           <w:rFonts w:ascii="Roboto Mono" w:eastAsia="Roboto Mono" w:hAnsi="Roboto Mono" w:cs="Roboto Mono"/>
         </w:rPr>
@@ -589,7 +682,7 @@
           <w:ilvl w:val="0"/>
           <w:numId w:val="6"/>
         </w:numPr>
-        <w:spacing w:after="240"/>
+        <w:spacing w:after="240" w:line="276" w:lineRule="auto"/>
       </w:pPr>
       <w:r>
         <w:rPr>
@@ -619,7 +712,7 @@
     </w:p>
     <w:p>
       <w:r>
-        <w:pict w14:anchorId="48B55CA7">
+        <w:pict w14:anchorId="09D02463">
           <v:rect id="_x0000_i1028" style="width:0;height:1.5pt" o:hralign="center" o:hrstd="t" o:hr="t" fillcolor="#a0a0a0" stroked="f"/>
         </w:pict>
       </w:r>
@@ -659,51 +752,77 @@
       </w:pPr>
       <w:r>
         <w:rPr>
-          <w:b/>
-          <w:shd w:val="clear" w:color="auto" w:fill="B7B7B7"/>
-        </w:rPr>
-        <w:t># Source</w:t>
-      </w:r>
-      <w:r>
-        <w:rPr>
-          <w:shd w:val="clear" w:color="auto" w:fill="B7B7B7"/>
-        </w:rPr>
-        <w:t xml:space="preserve">: </w:t>
-      </w:r>
-      <w:r>
-        <w:rPr>
-          <w:b/>
-          <w:shd w:val="clear" w:color="auto" w:fill="B7B7B7"/>
-        </w:rPr>
-        <w:t xml:space="preserve">Chatgpt </w:t>
-      </w:r>
-      <w:r>
-        <w:rPr>
-          <w:b/>
-          <w:sz w:val="14"/>
-          <w:szCs w:val="14"/>
-          <w:shd w:val="clear" w:color="auto" w:fill="B7B7B7"/>
-        </w:rPr>
-        <w:t>(GPT</w:t>
-      </w:r>
-      <w:r>
-        <w:rPr>
-          <w:rFonts w:ascii="Cambria Math" w:hAnsi="Cambria Math" w:cs="Cambria Math"/>
-          <w:b/>
-          <w:sz w:val="14"/>
-          <w:szCs w:val="14"/>
-          <w:shd w:val="clear" w:color="auto" w:fill="B7B7B7"/>
+          <w:rFonts w:ascii="Arial" w:eastAsia="Arial" w:hAnsi="Arial" w:cs="Arial"/>
+          <w:b/>
+          <w:color w:val="000000"/>
+          <w:sz w:val="18"/>
+          <w:highlight w:val="lightGray"/>
+        </w:rPr>
+        <w:t># Source: AI Source: Provided by: [Data Path</w:t>
+      </w:r>
+      <w:r>
+        <w:rPr>
+          <w:rFonts w:ascii="Arial" w:eastAsia="Arial" w:hAnsi="Arial" w:cs="Arial"/>
+          <w:color w:val="000000"/>
+          <w:sz w:val="18"/>
+          <w:highlight w:val="lightGray"/>
+        </w:rPr>
+        <w:t xml:space="preserve">: Persons Table -&gt; ID Column: 1, Name_En Column: Motasem Essam] -&gt; </w:t>
+      </w:r>
+      <w:r>
+        <w:rPr>
+          <w:rFonts w:ascii="Arial" w:eastAsia="Arial" w:hAnsi="Arial" w:cs="Arial"/>
+          <w:b/>
+          <w:color w:val="000000"/>
+          <w:sz w:val="18"/>
+          <w:highlight w:val="lightGray"/>
+        </w:rPr>
+        <w:t>From:</w:t>
+      </w:r>
+      <w:r>
+        <w:rPr>
+          <w:rFonts w:ascii="Arial" w:eastAsia="Arial" w:hAnsi="Arial" w:cs="Arial"/>
+          <w:color w:val="000000"/>
+          <w:sz w:val="18"/>
+          <w:highlight w:val="lightGray"/>
+        </w:rPr>
+        <w:t xml:space="preserve"> [Chatgpt (GPT</w:t>
+      </w:r>
+      <w:r>
+        <w:rPr>
+          <w:rFonts w:ascii="Arial" w:eastAsia="Arial" w:hAnsi="Arial" w:cs="Cambria Math"/>
+          <w:color w:val="000000"/>
+          <w:sz w:val="18"/>
+          <w:highlight w:val="lightGray"/>
         </w:rPr>
         <w:t>‑</w:t>
       </w:r>
       <w:r>
         <w:rPr>
-          <w:b/>
-          <w:sz w:val="14"/>
-          <w:szCs w:val="14"/>
-          <w:shd w:val="clear" w:color="auto" w:fill="B7B7B7"/>
-        </w:rPr>
-        <w:t>5 Mini) at [8/19/2025]</w:t>
+          <w:rFonts w:ascii="Arial" w:eastAsia="Arial" w:hAnsi="Arial" w:cs="Arial"/>
+          <w:color w:val="000000"/>
+          <w:sz w:val="18"/>
+          <w:highlight w:val="lightGray"/>
+        </w:rPr>
+        <w:t xml:space="preserve">5 Mini)] </w:t>
+      </w:r>
+      <w:r>
+        <w:rPr>
+          <w:rFonts w:ascii="Arial" w:eastAsia="Arial" w:hAnsi="Arial" w:cs="Arial"/>
+          <w:b/>
+          <w:color w:val="000000"/>
+          <w:sz w:val="18"/>
+          <w:highlight w:val="lightGray"/>
+        </w:rPr>
+        <w:t>on</w:t>
+      </w:r>
+      <w:r>
+        <w:rPr>
+          <w:rFonts w:ascii="Arial" w:eastAsia="Arial" w:hAnsi="Arial"/>
+          <w:sz w:val="18"/>
+          <w:highlight w:val="lightGray"/>
+        </w:rPr>
+        <w:t xml:space="preserve"> [8/19/2025]</w:t>
       </w:r>
     </w:p>
     <w:p>
@@ -712,7 +831,7 @@
           <w:ilvl w:val="0"/>
           <w:numId w:val="10"/>
         </w:numPr>
-        <w:spacing w:before="240"/>
+        <w:spacing w:before="240" w:after="0" w:line="276" w:lineRule="auto"/>
         <w:rPr>
           <w:rFonts w:ascii="Roboto Mono" w:eastAsia="Roboto Mono" w:hAnsi="Roboto Mono" w:cs="Roboto Mono"/>
         </w:rPr>
@@ -736,6 +855,7 @@
           <w:ilvl w:val="0"/>
           <w:numId w:val="10"/>
         </w:numPr>
+        <w:spacing w:after="0" w:line="276" w:lineRule="auto"/>
         <w:rPr>
           <w:rFonts w:ascii="Roboto Mono" w:eastAsia="Roboto Mono" w:hAnsi="Roboto Mono" w:cs="Roboto Mono"/>
         </w:rPr>
@@ -759,7 +879,7 @@
           <w:ilvl w:val="0"/>
           <w:numId w:val="10"/>
         </w:numPr>
-        <w:spacing w:after="240"/>
+        <w:spacing w:after="240" w:line="276" w:lineRule="auto"/>
       </w:pPr>
       <w:r>
         <w:rPr>
@@ -789,7 +909,7 @@
     </w:p>
     <w:p>
       <w:r>
-        <w:pict w14:anchorId="70B05B6A">
+        <w:pict w14:anchorId="11109AF9">
           <v:rect id="_x0000_i1029" style="width:0;height:1.5pt" o:hralign="center" o:hrstd="t" o:hr="t" fillcolor="#a0a0a0" stroked="f"/>
         </w:pict>
       </w:r>
@@ -829,51 +949,77 @@
       </w:pPr>
       <w:r>
         <w:rPr>
-          <w:b/>
-          <w:shd w:val="clear" w:color="auto" w:fill="B7B7B7"/>
-        </w:rPr>
-        <w:t># Source</w:t>
-      </w:r>
-      <w:r>
-        <w:rPr>
-          <w:shd w:val="clear" w:color="auto" w:fill="B7B7B7"/>
-        </w:rPr>
-        <w:t xml:space="preserve">: </w:t>
-      </w:r>
-      <w:r>
-        <w:rPr>
-          <w:b/>
-          <w:shd w:val="clear" w:color="auto" w:fill="B7B7B7"/>
-        </w:rPr>
-        <w:t xml:space="preserve">Chatgpt </w:t>
-      </w:r>
-      <w:r>
-        <w:rPr>
-          <w:b/>
-          <w:sz w:val="14"/>
-          <w:szCs w:val="14"/>
-          <w:shd w:val="clear" w:color="auto" w:fill="B7B7B7"/>
-        </w:rPr>
-        <w:t>(GPT</w:t>
-      </w:r>
-      <w:r>
-        <w:rPr>
-          <w:rFonts w:ascii="Cambria Math" w:hAnsi="Cambria Math" w:cs="Cambria Math"/>
-          <w:b/>
-          <w:sz w:val="14"/>
-          <w:szCs w:val="14"/>
-          <w:shd w:val="clear" w:color="auto" w:fill="B7B7B7"/>
+          <w:rFonts w:ascii="Arial" w:eastAsia="Arial" w:hAnsi="Arial" w:cs="Arial"/>
+          <w:b/>
+          <w:color w:val="000000"/>
+          <w:sz w:val="18"/>
+          <w:highlight w:val="lightGray"/>
+        </w:rPr>
+        <w:t># Source: AI Source: Provided by: [Data Path</w:t>
+      </w:r>
+      <w:r>
+        <w:rPr>
+          <w:rFonts w:ascii="Arial" w:eastAsia="Arial" w:hAnsi="Arial" w:cs="Arial"/>
+          <w:color w:val="000000"/>
+          <w:sz w:val="18"/>
+          <w:highlight w:val="lightGray"/>
+        </w:rPr>
+        <w:t xml:space="preserve">: Persons Table -&gt; ID Column: 1, Name_En Column: Motasem Essam] -&gt; </w:t>
+      </w:r>
+      <w:r>
+        <w:rPr>
+          <w:rFonts w:ascii="Arial" w:eastAsia="Arial" w:hAnsi="Arial" w:cs="Arial"/>
+          <w:b/>
+          <w:color w:val="000000"/>
+          <w:sz w:val="18"/>
+          <w:highlight w:val="lightGray"/>
+        </w:rPr>
+        <w:t>From:</w:t>
+      </w:r>
+      <w:r>
+        <w:rPr>
+          <w:rFonts w:ascii="Arial" w:eastAsia="Arial" w:hAnsi="Arial" w:cs="Arial"/>
+          <w:color w:val="000000"/>
+          <w:sz w:val="18"/>
+          <w:highlight w:val="lightGray"/>
+        </w:rPr>
+        <w:t xml:space="preserve"> [Chatgpt (GPT</w:t>
+      </w:r>
+      <w:r>
+        <w:rPr>
+          <w:rFonts w:ascii="Arial" w:eastAsia="Arial" w:hAnsi="Arial" w:cs="Cambria Math"/>
+          <w:color w:val="000000"/>
+          <w:sz w:val="18"/>
+          <w:highlight w:val="lightGray"/>
         </w:rPr>
         <w:t>‑</w:t>
       </w:r>
       <w:r>
         <w:rPr>
-          <w:b/>
-          <w:sz w:val="14"/>
-          <w:szCs w:val="14"/>
-          <w:shd w:val="clear" w:color="auto" w:fill="B7B7B7"/>
-        </w:rPr>
-        <w:t>5 Mini) at [8/19/2025]</w:t>
+          <w:rFonts w:ascii="Arial" w:eastAsia="Arial" w:hAnsi="Arial" w:cs="Arial"/>
+          <w:color w:val="000000"/>
+          <w:sz w:val="18"/>
+          <w:highlight w:val="lightGray"/>
+        </w:rPr>
+        <w:t xml:space="preserve">5 Mini)] </w:t>
+      </w:r>
+      <w:r>
+        <w:rPr>
+          <w:rFonts w:ascii="Arial" w:eastAsia="Arial" w:hAnsi="Arial" w:cs="Arial"/>
+          <w:b/>
+          <w:color w:val="000000"/>
+          <w:sz w:val="18"/>
+          <w:highlight w:val="lightGray"/>
+        </w:rPr>
+        <w:t>on</w:t>
+      </w:r>
+      <w:r>
+        <w:rPr>
+          <w:rFonts w:ascii="Arial" w:eastAsia="Arial" w:hAnsi="Arial"/>
+          <w:sz w:val="18"/>
+          <w:highlight w:val="lightGray"/>
+        </w:rPr>
+        <w:t xml:space="preserve"> [8/19/2025]</w:t>
       </w:r>
     </w:p>
     <w:p>
@@ -882,7 +1028,7 @@
           <w:ilvl w:val="0"/>
           <w:numId w:val="2"/>
         </w:numPr>
-        <w:spacing w:before="240"/>
+        <w:spacing w:before="240" w:after="0" w:line="276" w:lineRule="auto"/>
         <w:rPr>
           <w:rFonts w:ascii="Roboto Mono" w:eastAsia="Roboto Mono" w:hAnsi="Roboto Mono" w:cs="Roboto Mono"/>
         </w:rPr>
@@ -906,7 +1052,7 @@
           <w:ilvl w:val="0"/>
           <w:numId w:val="2"/>
         </w:numPr>
-        <w:spacing w:after="240"/>
+        <w:spacing w:after="240" w:line="276" w:lineRule="auto"/>
       </w:pPr>
       <w:r>
         <w:rPr>
@@ -936,7 +1082,7 @@
     </w:p>
     <w:p>
       <w:r>
-        <w:pict w14:anchorId="38AFEF2A">
+        <w:pict w14:anchorId="4515EDFE">
           <v:rect id="_x0000_i1030" style="width:0;height:1.5pt" o:hralign="center" o:hrstd="t" o:hr="t" fillcolor="#a0a0a0" stroked="f"/>
         </w:pict>
       </w:r>
@@ -976,52 +1122,77 @@
       </w:pPr>
       <w:r>
         <w:rPr>
-          <w:b/>
-          <w:shd w:val="clear" w:color="auto" w:fill="B7B7B7"/>
-        </w:rPr>
-        <w:lastRenderedPageBreak/>
-        <w:t># Source</w:t>
-      </w:r>
-      <w:r>
-        <w:rPr>
-          <w:shd w:val="clear" w:color="auto" w:fill="B7B7B7"/>
-        </w:rPr>
-        <w:t xml:space="preserve">: </w:t>
-      </w:r>
-      <w:r>
-        <w:rPr>
-          <w:b/>
-          <w:shd w:val="clear" w:color="auto" w:fill="B7B7B7"/>
-        </w:rPr>
-        <w:t xml:space="preserve">Chatgpt </w:t>
-      </w:r>
-      <w:r>
-        <w:rPr>
-          <w:b/>
-          <w:sz w:val="14"/>
-          <w:szCs w:val="14"/>
-          <w:shd w:val="clear" w:color="auto" w:fill="B7B7B7"/>
-        </w:rPr>
-        <w:t>(GPT</w:t>
-      </w:r>
-      <w:r>
-        <w:rPr>
-          <w:rFonts w:ascii="Cambria Math" w:hAnsi="Cambria Math" w:cs="Cambria Math"/>
-          <w:b/>
-          <w:sz w:val="14"/>
-          <w:szCs w:val="14"/>
-          <w:shd w:val="clear" w:color="auto" w:fill="B7B7B7"/>
+          <w:rFonts w:ascii="Arial" w:eastAsia="Arial" w:hAnsi="Arial" w:cs="Arial"/>
+          <w:b/>
+          <w:color w:val="000000"/>
+          <w:sz w:val="18"/>
+          <w:highlight w:val="lightGray"/>
+        </w:rPr>
+        <w:t># Source: AI Source: Provided by: [Data Path</w:t>
+      </w:r>
+      <w:r>
+        <w:rPr>
+          <w:rFonts w:ascii="Arial" w:eastAsia="Arial" w:hAnsi="Arial" w:cs="Arial"/>
+          <w:color w:val="000000"/>
+          <w:sz w:val="18"/>
+          <w:highlight w:val="lightGray"/>
+        </w:rPr>
+        <w:t xml:space="preserve">: Persons Table -&gt; ID Column: 1, Name_En Column: Motasem Essam] -&gt; </w:t>
+      </w:r>
+      <w:r>
+        <w:rPr>
+          <w:rFonts w:ascii="Arial" w:eastAsia="Arial" w:hAnsi="Arial" w:cs="Arial"/>
+          <w:b/>
+          <w:color w:val="000000"/>
+          <w:sz w:val="18"/>
+          <w:highlight w:val="lightGray"/>
+        </w:rPr>
+        <w:t>From:</w:t>
+      </w:r>
+      <w:r>
+        <w:rPr>
+          <w:rFonts w:ascii="Arial" w:eastAsia="Arial" w:hAnsi="Arial" w:cs="Arial"/>
+          <w:color w:val="000000"/>
+          <w:sz w:val="18"/>
+          <w:highlight w:val="lightGray"/>
+        </w:rPr>
+        <w:t xml:space="preserve"> [Chatgpt (GPT</w:t>
+      </w:r>
+      <w:r>
+        <w:rPr>
+          <w:rFonts w:ascii="Arial" w:eastAsia="Arial" w:hAnsi="Arial" w:cs="Cambria Math"/>
+          <w:color w:val="000000"/>
+          <w:sz w:val="18"/>
+          <w:highlight w:val="lightGray"/>
         </w:rPr>
         <w:t>‑</w:t>
       </w:r>
       <w:r>
         <w:rPr>
-          <w:b/>
-          <w:sz w:val="14"/>
-          <w:szCs w:val="14"/>
-          <w:shd w:val="clear" w:color="auto" w:fill="B7B7B7"/>
-        </w:rPr>
-        <w:t>5 Mini) at [8/19/2025]</w:t>
+          <w:rFonts w:ascii="Arial" w:eastAsia="Arial" w:hAnsi="Arial" w:cs="Arial"/>
+          <w:color w:val="000000"/>
+          <w:sz w:val="18"/>
+          <w:highlight w:val="lightGray"/>
+        </w:rPr>
+        <w:t xml:space="preserve">5 Mini)] </w:t>
+      </w:r>
+      <w:r>
+        <w:rPr>
+          <w:rFonts w:ascii="Arial" w:eastAsia="Arial" w:hAnsi="Arial" w:cs="Arial"/>
+          <w:b/>
+          <w:color w:val="000000"/>
+          <w:sz w:val="18"/>
+          <w:highlight w:val="lightGray"/>
+        </w:rPr>
+        <w:t>on</w:t>
+      </w:r>
+      <w:r>
+        <w:rPr>
+          <w:rFonts w:ascii="Arial" w:eastAsia="Arial" w:hAnsi="Arial"/>
+          <w:sz w:val="18"/>
+          <w:highlight w:val="lightGray"/>
+        </w:rPr>
+        <w:t xml:space="preserve"> [8/19/2025]</w:t>
       </w:r>
     </w:p>
     <w:p>
@@ -1030,7 +1201,7 @@
           <w:ilvl w:val="0"/>
           <w:numId w:val="8"/>
         </w:numPr>
-        <w:spacing w:before="240"/>
+        <w:spacing w:before="240" w:after="0" w:line="276" w:lineRule="auto"/>
         <w:rPr>
           <w:rFonts w:ascii="Roboto Mono" w:eastAsia="Roboto Mono" w:hAnsi="Roboto Mono" w:cs="Roboto Mono"/>
         </w:rPr>
@@ -1054,6 +1225,7 @@
           <w:ilvl w:val="0"/>
           <w:numId w:val="8"/>
         </w:numPr>
+        <w:spacing w:after="0" w:line="276" w:lineRule="auto"/>
         <w:rPr>
           <w:rFonts w:ascii="Roboto Mono" w:eastAsia="Roboto Mono" w:hAnsi="Roboto Mono" w:cs="Roboto Mono"/>
         </w:rPr>
@@ -1077,7 +1249,7 @@
           <w:ilvl w:val="0"/>
           <w:numId w:val="8"/>
         </w:numPr>
-        <w:spacing w:after="240"/>
+        <w:spacing w:after="240" w:line="276" w:lineRule="auto"/>
       </w:pPr>
       <w:r>
         <w:rPr>
@@ -1107,7 +1279,7 @@
     </w:p>
     <w:p>
       <w:r>
-        <w:pict w14:anchorId="5076E943">
+        <w:pict w14:anchorId="7557F134">
           <v:rect id="_x0000_i1031" style="width:0;height:1.5pt" o:hralign="center" o:hrstd="t" o:hr="t" fillcolor="#a0a0a0" stroked="f"/>
         </w:pict>
       </w:r>
@@ -1147,51 +1319,77 @@
       </w:pPr>
       <w:r>
         <w:rPr>
-          <w:b/>
-          <w:shd w:val="clear" w:color="auto" w:fill="B7B7B7"/>
-        </w:rPr>
-        <w:t># Source</w:t>
-      </w:r>
-      <w:r>
-        <w:rPr>
-          <w:shd w:val="clear" w:color="auto" w:fill="B7B7B7"/>
-        </w:rPr>
-        <w:t xml:space="preserve">: </w:t>
-      </w:r>
-      <w:r>
-        <w:rPr>
-          <w:b/>
-          <w:shd w:val="clear" w:color="auto" w:fill="B7B7B7"/>
-        </w:rPr>
-        <w:t xml:space="preserve">Chatgpt </w:t>
-      </w:r>
-      <w:r>
-        <w:rPr>
-          <w:b/>
-          <w:sz w:val="14"/>
-          <w:szCs w:val="14"/>
-          <w:shd w:val="clear" w:color="auto" w:fill="B7B7B7"/>
-        </w:rPr>
-        <w:t>(GPT</w:t>
-      </w:r>
-      <w:r>
-        <w:rPr>
-          <w:rFonts w:ascii="Cambria Math" w:hAnsi="Cambria Math" w:cs="Cambria Math"/>
-          <w:b/>
-          <w:sz w:val="14"/>
-          <w:szCs w:val="14"/>
-          <w:shd w:val="clear" w:color="auto" w:fill="B7B7B7"/>
+          <w:rFonts w:ascii="Arial" w:eastAsia="Arial" w:hAnsi="Arial" w:cs="Arial"/>
+          <w:b/>
+          <w:color w:val="000000"/>
+          <w:sz w:val="18"/>
+          <w:highlight w:val="lightGray"/>
+        </w:rPr>
+        <w:t># Source: AI Source: Provided by: [Data Path</w:t>
+      </w:r>
+      <w:r>
+        <w:rPr>
+          <w:rFonts w:ascii="Arial" w:eastAsia="Arial" w:hAnsi="Arial" w:cs="Arial"/>
+          <w:color w:val="000000"/>
+          <w:sz w:val="18"/>
+          <w:highlight w:val="lightGray"/>
+        </w:rPr>
+        <w:t xml:space="preserve">: Persons Table -&gt; ID Column: 1, Name_En Column: Motasem Essam] -&gt; </w:t>
+      </w:r>
+      <w:r>
+        <w:rPr>
+          <w:rFonts w:ascii="Arial" w:eastAsia="Arial" w:hAnsi="Arial" w:cs="Arial"/>
+          <w:b/>
+          <w:color w:val="000000"/>
+          <w:sz w:val="18"/>
+          <w:highlight w:val="lightGray"/>
+        </w:rPr>
+        <w:t>From:</w:t>
+      </w:r>
+      <w:r>
+        <w:rPr>
+          <w:rFonts w:ascii="Arial" w:eastAsia="Arial" w:hAnsi="Arial" w:cs="Arial"/>
+          <w:color w:val="000000"/>
+          <w:sz w:val="18"/>
+          <w:highlight w:val="lightGray"/>
+        </w:rPr>
+        <w:t xml:space="preserve"> [Chatgpt (GPT</w:t>
+      </w:r>
+      <w:r>
+        <w:rPr>
+          <w:rFonts w:ascii="Arial" w:eastAsia="Arial" w:hAnsi="Arial" w:cs="Cambria Math"/>
+          <w:color w:val="000000"/>
+          <w:sz w:val="18"/>
+          <w:highlight w:val="lightGray"/>
         </w:rPr>
         <w:t>‑</w:t>
       </w:r>
       <w:r>
         <w:rPr>
-          <w:b/>
-          <w:sz w:val="14"/>
-          <w:szCs w:val="14"/>
-          <w:shd w:val="clear" w:color="auto" w:fill="B7B7B7"/>
-        </w:rPr>
-        <w:t>5 Mini) at [8/19/2025]</w:t>
+          <w:rFonts w:ascii="Arial" w:eastAsia="Arial" w:hAnsi="Arial" w:cs="Arial"/>
+          <w:color w:val="000000"/>
+          <w:sz w:val="18"/>
+          <w:highlight w:val="lightGray"/>
+        </w:rPr>
+        <w:t xml:space="preserve">5 Mini)] </w:t>
+      </w:r>
+      <w:r>
+        <w:rPr>
+          <w:rFonts w:ascii="Arial" w:eastAsia="Arial" w:hAnsi="Arial" w:cs="Arial"/>
+          <w:b/>
+          <w:color w:val="000000"/>
+          <w:sz w:val="18"/>
+          <w:highlight w:val="lightGray"/>
+        </w:rPr>
+        <w:t>on</w:t>
+      </w:r>
+      <w:r>
+        <w:rPr>
+          <w:rFonts w:ascii="Arial" w:eastAsia="Arial" w:hAnsi="Arial"/>
+          <w:sz w:val="18"/>
+          <w:highlight w:val="lightGray"/>
+        </w:rPr>
+        <w:t xml:space="preserve"> [8/19/2025]</w:t>
       </w:r>
     </w:p>
     <w:p>
@@ -1200,7 +1398,7 @@
           <w:ilvl w:val="0"/>
           <w:numId w:val="11"/>
         </w:numPr>
-        <w:spacing w:before="240"/>
+        <w:spacing w:before="240" w:after="0" w:line="276" w:lineRule="auto"/>
         <w:rPr>
           <w:rFonts w:ascii="Roboto Mono" w:eastAsia="Roboto Mono" w:hAnsi="Roboto Mono" w:cs="Roboto Mono"/>
         </w:rPr>
@@ -1224,7 +1422,7 @@
           <w:ilvl w:val="0"/>
           <w:numId w:val="11"/>
         </w:numPr>
-        <w:spacing w:after="240"/>
+        <w:spacing w:after="240" w:line="276" w:lineRule="auto"/>
       </w:pPr>
       <w:r>
         <w:rPr>
@@ -1254,7 +1452,7 @@
     </w:p>
     <w:p>
       <w:r>
-        <w:pict w14:anchorId="7CDF825B">
+        <w:pict w14:anchorId="49CD401E">
           <v:rect id="_x0000_i1032" style="width:0;height:1.5pt" o:hralign="center" o:hrstd="t" o:hr="t" fillcolor="#a0a0a0" stroked="f"/>
         </w:pict>
       </w:r>
@@ -1294,51 +1492,77 @@
       </w:pPr>
       <w:r>
         <w:rPr>
-          <w:b/>
-          <w:shd w:val="clear" w:color="auto" w:fill="B7B7B7"/>
-        </w:rPr>
-        <w:t># Source</w:t>
-      </w:r>
-      <w:r>
-        <w:rPr>
-          <w:shd w:val="clear" w:color="auto" w:fill="B7B7B7"/>
-        </w:rPr>
-        <w:t xml:space="preserve">: </w:t>
-      </w:r>
-      <w:r>
-        <w:rPr>
-          <w:b/>
-          <w:shd w:val="clear" w:color="auto" w:fill="B7B7B7"/>
-        </w:rPr>
-        <w:t xml:space="preserve">Chatgpt </w:t>
-      </w:r>
-      <w:r>
-        <w:rPr>
-          <w:b/>
-          <w:sz w:val="14"/>
-          <w:szCs w:val="14"/>
-          <w:shd w:val="clear" w:color="auto" w:fill="B7B7B7"/>
-        </w:rPr>
-        <w:t>(GPT</w:t>
-      </w:r>
-      <w:r>
-        <w:rPr>
-          <w:rFonts w:ascii="Cambria Math" w:hAnsi="Cambria Math" w:cs="Cambria Math"/>
-          <w:b/>
-          <w:sz w:val="14"/>
-          <w:szCs w:val="14"/>
-          <w:shd w:val="clear" w:color="auto" w:fill="B7B7B7"/>
+          <w:rFonts w:ascii="Arial" w:eastAsia="Arial" w:hAnsi="Arial" w:cs="Arial"/>
+          <w:b/>
+          <w:color w:val="000000"/>
+          <w:sz w:val="18"/>
+          <w:highlight w:val="lightGray"/>
+        </w:rPr>
+        <w:t># Source: AI Source: Provided by: [Data Path</w:t>
+      </w:r>
+      <w:r>
+        <w:rPr>
+          <w:rFonts w:ascii="Arial" w:eastAsia="Arial" w:hAnsi="Arial" w:cs="Arial"/>
+          <w:color w:val="000000"/>
+          <w:sz w:val="18"/>
+          <w:highlight w:val="lightGray"/>
+        </w:rPr>
+        <w:t xml:space="preserve">: Persons Table -&gt; ID Column: 1, Name_En Column: Motasem Essam] -&gt; </w:t>
+      </w:r>
+      <w:r>
+        <w:rPr>
+          <w:rFonts w:ascii="Arial" w:eastAsia="Arial" w:hAnsi="Arial" w:cs="Arial"/>
+          <w:b/>
+          <w:color w:val="000000"/>
+          <w:sz w:val="18"/>
+          <w:highlight w:val="lightGray"/>
+        </w:rPr>
+        <w:t>From:</w:t>
+      </w:r>
+      <w:r>
+        <w:rPr>
+          <w:rFonts w:ascii="Arial" w:eastAsia="Arial" w:hAnsi="Arial" w:cs="Arial"/>
+          <w:color w:val="000000"/>
+          <w:sz w:val="18"/>
+          <w:highlight w:val="lightGray"/>
+        </w:rPr>
+        <w:t xml:space="preserve"> [Chatgpt (GPT</w:t>
+      </w:r>
+      <w:r>
+        <w:rPr>
+          <w:rFonts w:ascii="Arial" w:eastAsia="Arial" w:hAnsi="Arial" w:cs="Cambria Math"/>
+          <w:color w:val="000000"/>
+          <w:sz w:val="18"/>
+          <w:highlight w:val="lightGray"/>
         </w:rPr>
         <w:t>‑</w:t>
       </w:r>
       <w:r>
         <w:rPr>
-          <w:b/>
-          <w:sz w:val="14"/>
-          <w:szCs w:val="14"/>
-          <w:shd w:val="clear" w:color="auto" w:fill="B7B7B7"/>
-        </w:rPr>
-        <w:t>5 Mini) at [8/19/2025]</w:t>
+          <w:rFonts w:ascii="Arial" w:eastAsia="Arial" w:hAnsi="Arial" w:cs="Arial"/>
+          <w:color w:val="000000"/>
+          <w:sz w:val="18"/>
+          <w:highlight w:val="lightGray"/>
+        </w:rPr>
+        <w:t xml:space="preserve">5 Mini)] </w:t>
+      </w:r>
+      <w:r>
+        <w:rPr>
+          <w:rFonts w:ascii="Arial" w:eastAsia="Arial" w:hAnsi="Arial" w:cs="Arial"/>
+          <w:b/>
+          <w:color w:val="000000"/>
+          <w:sz w:val="18"/>
+          <w:highlight w:val="lightGray"/>
+        </w:rPr>
+        <w:t>on</w:t>
+      </w:r>
+      <w:r>
+        <w:rPr>
+          <w:rFonts w:ascii="Arial" w:eastAsia="Arial" w:hAnsi="Arial"/>
+          <w:sz w:val="18"/>
+          <w:highlight w:val="lightGray"/>
+        </w:rPr>
+        <w:t xml:space="preserve"> [8/19/2025]</w:t>
       </w:r>
     </w:p>
     <w:p>
@@ -1347,7 +1571,7 @@
           <w:ilvl w:val="0"/>
           <w:numId w:val="12"/>
         </w:numPr>
-        <w:spacing w:before="240"/>
+        <w:spacing w:before="240" w:after="0" w:line="276" w:lineRule="auto"/>
         <w:rPr>
           <w:rFonts w:ascii="Roboto Mono" w:eastAsia="Roboto Mono" w:hAnsi="Roboto Mono" w:cs="Roboto Mono"/>
         </w:rPr>
@@ -1371,7 +1595,7 @@
           <w:ilvl w:val="0"/>
           <w:numId w:val="12"/>
         </w:numPr>
-        <w:spacing w:after="240"/>
+        <w:spacing w:after="240" w:line="276" w:lineRule="auto"/>
       </w:pPr>
       <w:r>
         <w:rPr>
@@ -1401,7 +1625,7 @@
     </w:p>
     <w:p>
       <w:r>
-        <w:pict w14:anchorId="2598E727">
+        <w:pict w14:anchorId="62218BD9">
           <v:rect id="_x0000_i1033" style="width:0;height:1.5pt" o:hralign="center" o:hrstd="t" o:hr="t" fillcolor="#a0a0a0" stroked="f"/>
         </w:pict>
       </w:r>
@@ -1441,51 +1665,77 @@
       </w:pPr>
       <w:r>
         <w:rPr>
-          <w:b/>
-          <w:shd w:val="clear" w:color="auto" w:fill="B7B7B7"/>
-        </w:rPr>
-        <w:t># Source</w:t>
-      </w:r>
-      <w:r>
-        <w:rPr>
-          <w:shd w:val="clear" w:color="auto" w:fill="B7B7B7"/>
-        </w:rPr>
-        <w:t xml:space="preserve">: </w:t>
-      </w:r>
-      <w:r>
-        <w:rPr>
-          <w:b/>
-          <w:shd w:val="clear" w:color="auto" w:fill="B7B7B7"/>
-        </w:rPr>
-        <w:t xml:space="preserve">Chatgpt </w:t>
-      </w:r>
-      <w:r>
-        <w:rPr>
-          <w:b/>
-          <w:sz w:val="14"/>
-          <w:szCs w:val="14"/>
-          <w:shd w:val="clear" w:color="auto" w:fill="B7B7B7"/>
-        </w:rPr>
-        <w:t>(GPT</w:t>
-      </w:r>
-      <w:r>
-        <w:rPr>
-          <w:rFonts w:ascii="Cambria Math" w:hAnsi="Cambria Math" w:cs="Cambria Math"/>
-          <w:b/>
-          <w:sz w:val="14"/>
-          <w:szCs w:val="14"/>
-          <w:shd w:val="clear" w:color="auto" w:fill="B7B7B7"/>
+          <w:rFonts w:ascii="Arial" w:eastAsia="Arial" w:hAnsi="Arial" w:cs="Arial"/>
+          <w:b/>
+          <w:color w:val="000000"/>
+          <w:sz w:val="18"/>
+          <w:highlight w:val="lightGray"/>
+        </w:rPr>
+        <w:t># Source: AI Source: Provided by: [Data Path</w:t>
+      </w:r>
+      <w:r>
+        <w:rPr>
+          <w:rFonts w:ascii="Arial" w:eastAsia="Arial" w:hAnsi="Arial" w:cs="Arial"/>
+          <w:color w:val="000000"/>
+          <w:sz w:val="18"/>
+          <w:highlight w:val="lightGray"/>
+        </w:rPr>
+        <w:t xml:space="preserve">: Persons Table -&gt; ID Column: 1, Name_En Column: Motasem Essam] -&gt; </w:t>
+      </w:r>
+      <w:r>
+        <w:rPr>
+          <w:rFonts w:ascii="Arial" w:eastAsia="Arial" w:hAnsi="Arial" w:cs="Arial"/>
+          <w:b/>
+          <w:color w:val="000000"/>
+          <w:sz w:val="18"/>
+          <w:highlight w:val="lightGray"/>
+        </w:rPr>
+        <w:t>From:</w:t>
+      </w:r>
+      <w:r>
+        <w:rPr>
+          <w:rFonts w:ascii="Arial" w:eastAsia="Arial" w:hAnsi="Arial" w:cs="Arial"/>
+          <w:color w:val="000000"/>
+          <w:sz w:val="18"/>
+          <w:highlight w:val="lightGray"/>
+        </w:rPr>
+        <w:t xml:space="preserve"> [Chatgpt (GPT</w:t>
+      </w:r>
+      <w:r>
+        <w:rPr>
+          <w:rFonts w:ascii="Arial" w:eastAsia="Arial" w:hAnsi="Arial" w:cs="Cambria Math"/>
+          <w:color w:val="000000"/>
+          <w:sz w:val="18"/>
+          <w:highlight w:val="lightGray"/>
         </w:rPr>
         <w:t>‑</w:t>
       </w:r>
       <w:r>
         <w:rPr>
-          <w:b/>
-          <w:sz w:val="14"/>
-          <w:szCs w:val="14"/>
-          <w:shd w:val="clear" w:color="auto" w:fill="B7B7B7"/>
-        </w:rPr>
-        <w:t>5 Mini) at [8/19/2025]</w:t>
+          <w:rFonts w:ascii="Arial" w:eastAsia="Arial" w:hAnsi="Arial" w:cs="Arial"/>
+          <w:color w:val="000000"/>
+          <w:sz w:val="18"/>
+          <w:highlight w:val="lightGray"/>
+        </w:rPr>
+        <w:t xml:space="preserve">5 Mini)] </w:t>
+      </w:r>
+      <w:r>
+        <w:rPr>
+          <w:rFonts w:ascii="Arial" w:eastAsia="Arial" w:hAnsi="Arial" w:cs="Arial"/>
+          <w:b/>
+          <w:color w:val="000000"/>
+          <w:sz w:val="18"/>
+          <w:highlight w:val="lightGray"/>
+        </w:rPr>
+        <w:t>on</w:t>
+      </w:r>
+      <w:r>
+        <w:rPr>
+          <w:rFonts w:ascii="Arial" w:eastAsia="Arial" w:hAnsi="Arial"/>
+          <w:sz w:val="18"/>
+          <w:highlight w:val="lightGray"/>
+        </w:rPr>
+        <w:t xml:space="preserve"> [8/19/2025]</w:t>
       </w:r>
     </w:p>
     <w:p>
@@ -1494,7 +1744,7 @@
           <w:ilvl w:val="0"/>
           <w:numId w:val="1"/>
         </w:numPr>
-        <w:spacing w:before="240"/>
+        <w:spacing w:before="240" w:after="0" w:line="276" w:lineRule="auto"/>
         <w:rPr>
           <w:rFonts w:ascii="Roboto Mono" w:eastAsia="Roboto Mono" w:hAnsi="Roboto Mono" w:cs="Roboto Mono"/>
         </w:rPr>
@@ -1518,6 +1768,7 @@
           <w:ilvl w:val="0"/>
           <w:numId w:val="1"/>
         </w:numPr>
+        <w:spacing w:after="0" w:line="276" w:lineRule="auto"/>
         <w:rPr>
           <w:rFonts w:ascii="Roboto Mono" w:eastAsia="Roboto Mono" w:hAnsi="Roboto Mono" w:cs="Roboto Mono"/>
         </w:rPr>
@@ -1541,13 +1792,12 @@
           <w:ilvl w:val="0"/>
           <w:numId w:val="1"/>
         </w:numPr>
-        <w:spacing w:after="240"/>
-      </w:pPr>
-      <w:r>
-        <w:rPr>
-          <w:rFonts w:ascii="Roboto Mono" w:eastAsia="Roboto Mono" w:hAnsi="Roboto Mono" w:cs="Roboto Mono"/>
-        </w:rPr>
-        <w:lastRenderedPageBreak/>
+        <w:spacing w:after="240" w:line="276" w:lineRule="auto"/>
+      </w:pPr>
+      <w:r>
+        <w:rPr>
+          <w:rFonts w:ascii="Roboto Mono" w:eastAsia="Roboto Mono" w:hAnsi="Roboto Mono" w:cs="Roboto Mono"/>
+        </w:rPr>
         <w:t xml:space="preserve">Examples: </w:t>
       </w:r>
       <w:r>
@@ -1572,7 +1822,7 @@
     </w:p>
     <w:p>
       <w:r>
-        <w:pict w14:anchorId="75E89403">
+        <w:pict w14:anchorId="3BFEF294">
           <v:rect id="_x0000_i1034" style="width:0;height:1.5pt" o:hralign="center" o:hrstd="t" o:hr="t" fillcolor="#a0a0a0" stroked="f"/>
         </w:pict>
       </w:r>
@@ -1610,51 +1860,77 @@
       </w:pPr>
       <w:r>
         <w:rPr>
-          <w:b/>
-          <w:shd w:val="clear" w:color="auto" w:fill="B7B7B7"/>
-        </w:rPr>
-        <w:t># Source</w:t>
-      </w:r>
-      <w:r>
-        <w:rPr>
-          <w:shd w:val="clear" w:color="auto" w:fill="B7B7B7"/>
-        </w:rPr>
-        <w:t xml:space="preserve">: </w:t>
-      </w:r>
-      <w:r>
-        <w:rPr>
-          <w:b/>
-          <w:shd w:val="clear" w:color="auto" w:fill="B7B7B7"/>
-        </w:rPr>
-        <w:t xml:space="preserve">Chatgpt </w:t>
-      </w:r>
-      <w:r>
-        <w:rPr>
-          <w:b/>
-          <w:sz w:val="14"/>
-          <w:szCs w:val="14"/>
-          <w:shd w:val="clear" w:color="auto" w:fill="B7B7B7"/>
-        </w:rPr>
-        <w:t>(GPT</w:t>
-      </w:r>
-      <w:r>
-        <w:rPr>
-          <w:rFonts w:ascii="Cambria Math" w:hAnsi="Cambria Math" w:cs="Cambria Math"/>
-          <w:b/>
-          <w:sz w:val="14"/>
-          <w:szCs w:val="14"/>
-          <w:shd w:val="clear" w:color="auto" w:fill="B7B7B7"/>
+          <w:rFonts w:ascii="Arial" w:eastAsia="Arial" w:hAnsi="Arial" w:cs="Arial"/>
+          <w:b/>
+          <w:color w:val="000000"/>
+          <w:sz w:val="18"/>
+          <w:highlight w:val="lightGray"/>
+        </w:rPr>
+        <w:t># Source: AI Source: Provided by: [Data Path</w:t>
+      </w:r>
+      <w:r>
+        <w:rPr>
+          <w:rFonts w:ascii="Arial" w:eastAsia="Arial" w:hAnsi="Arial" w:cs="Arial"/>
+          <w:color w:val="000000"/>
+          <w:sz w:val="18"/>
+          <w:highlight w:val="lightGray"/>
+        </w:rPr>
+        <w:t xml:space="preserve">: Persons Table -&gt; ID Column: 1, Name_En Column: Motasem Essam] -&gt; </w:t>
+      </w:r>
+      <w:r>
+        <w:rPr>
+          <w:rFonts w:ascii="Arial" w:eastAsia="Arial" w:hAnsi="Arial" w:cs="Arial"/>
+          <w:b/>
+          <w:color w:val="000000"/>
+          <w:sz w:val="18"/>
+          <w:highlight w:val="lightGray"/>
+        </w:rPr>
+        <w:t>From:</w:t>
+      </w:r>
+      <w:r>
+        <w:rPr>
+          <w:rFonts w:ascii="Arial" w:eastAsia="Arial" w:hAnsi="Arial" w:cs="Arial"/>
+          <w:color w:val="000000"/>
+          <w:sz w:val="18"/>
+          <w:highlight w:val="lightGray"/>
+        </w:rPr>
+        <w:t xml:space="preserve"> [Chatgpt (GPT</w:t>
+      </w:r>
+      <w:r>
+        <w:rPr>
+          <w:rFonts w:ascii="Arial" w:eastAsia="Arial" w:hAnsi="Arial" w:cs="Cambria Math"/>
+          <w:color w:val="000000"/>
+          <w:sz w:val="18"/>
+          <w:highlight w:val="lightGray"/>
         </w:rPr>
         <w:t>‑</w:t>
       </w:r>
       <w:r>
         <w:rPr>
-          <w:b/>
-          <w:sz w:val="14"/>
-          <w:szCs w:val="14"/>
-          <w:shd w:val="clear" w:color="auto" w:fill="B7B7B7"/>
-        </w:rPr>
-        <w:t>5 Mini) at [8/19/2025]</w:t>
+          <w:rFonts w:ascii="Arial" w:eastAsia="Arial" w:hAnsi="Arial" w:cs="Arial"/>
+          <w:color w:val="000000"/>
+          <w:sz w:val="18"/>
+          <w:highlight w:val="lightGray"/>
+        </w:rPr>
+        <w:t xml:space="preserve">5 Mini)] </w:t>
+      </w:r>
+      <w:r>
+        <w:rPr>
+          <w:rFonts w:ascii="Arial" w:eastAsia="Arial" w:hAnsi="Arial" w:cs="Arial"/>
+          <w:b/>
+          <w:color w:val="000000"/>
+          <w:sz w:val="18"/>
+          <w:highlight w:val="lightGray"/>
+        </w:rPr>
+        <w:t>on</w:t>
+      </w:r>
+      <w:r>
+        <w:rPr>
+          <w:rFonts w:ascii="Arial" w:eastAsia="Arial" w:hAnsi="Arial"/>
+          <w:sz w:val="18"/>
+          <w:highlight w:val="lightGray"/>
+        </w:rPr>
+        <w:t xml:space="preserve"> [8/19/2025]</w:t>
       </w:r>
     </w:p>
     <w:p>
@@ -1663,7 +1939,7 @@
           <w:ilvl w:val="0"/>
           <w:numId w:val="5"/>
         </w:numPr>
-        <w:spacing w:before="240"/>
+        <w:spacing w:before="240" w:after="0" w:line="276" w:lineRule="auto"/>
         <w:rPr>
           <w:rFonts w:ascii="Roboto Mono" w:eastAsia="Roboto Mono" w:hAnsi="Roboto Mono" w:cs="Roboto Mono"/>
         </w:rPr>
@@ -1687,6 +1963,7 @@
           <w:ilvl w:val="0"/>
           <w:numId w:val="5"/>
         </w:numPr>
+        <w:spacing w:after="0" w:line="276" w:lineRule="auto"/>
         <w:rPr>
           <w:rFonts w:ascii="Roboto Mono" w:eastAsia="Roboto Mono" w:hAnsi="Roboto Mono" w:cs="Roboto Mono"/>
         </w:rPr>
@@ -1710,6 +1987,7 @@
           <w:ilvl w:val="0"/>
           <w:numId w:val="5"/>
         </w:numPr>
+        <w:spacing w:after="0" w:line="276" w:lineRule="auto"/>
         <w:rPr>
           <w:rFonts w:ascii="Roboto Mono" w:eastAsia="Roboto Mono" w:hAnsi="Roboto Mono" w:cs="Roboto Mono"/>
         </w:rPr>
@@ -1733,6 +2011,7 @@
           <w:ilvl w:val="0"/>
           <w:numId w:val="5"/>
         </w:numPr>
+        <w:spacing w:after="0" w:line="276" w:lineRule="auto"/>
         <w:rPr>
           <w:rFonts w:ascii="Roboto Mono" w:eastAsia="Roboto Mono" w:hAnsi="Roboto Mono" w:cs="Roboto Mono"/>
         </w:rPr>
@@ -1756,7 +2035,7 @@
           <w:ilvl w:val="0"/>
           <w:numId w:val="5"/>
         </w:numPr>
-        <w:spacing w:after="240"/>
+        <w:spacing w:after="240" w:line="276" w:lineRule="auto"/>
         <w:rPr>
           <w:rFonts w:ascii="Roboto Mono" w:eastAsia="Roboto Mono" w:hAnsi="Roboto Mono" w:cs="Roboto Mono"/>
         </w:rPr>
@@ -1776,7 +2055,7 @@
     </w:p>
     <w:p>
       <w:r>
-        <w:pict w14:anchorId="768336EA">
+        <w:pict w14:anchorId="3EACDD13">
           <v:rect id="_x0000_i1035" style="width:0;height:1.5pt" o:hralign="center" o:hrstd="t" o:hr="t" fillcolor="#a0a0a0" stroked="f"/>
         </w:pict>
       </w:r>
@@ -1823,7 +2102,7 @@
     </w:p>
     <w:p>
       <w:r>
-        <w:pict w14:anchorId="22DEAAB7">
+        <w:pict w14:anchorId="08A9FC6B">
           <v:rect id="_x0000_i1036" style="width:0;height:1.5pt" o:hralign="center" o:hrstd="t" o:hr="t" fillcolor="#a0a0a0" stroked="f"/>
         </w:pict>
       </w:r>
@@ -1858,51 +2137,77 @@
       </w:pPr>
       <w:r>
         <w:rPr>
-          <w:b/>
-          <w:shd w:val="clear" w:color="auto" w:fill="B7B7B7"/>
-        </w:rPr>
-        <w:t># Source</w:t>
-      </w:r>
-      <w:r>
-        <w:rPr>
-          <w:shd w:val="clear" w:color="auto" w:fill="B7B7B7"/>
-        </w:rPr>
-        <w:t xml:space="preserve">: </w:t>
-      </w:r>
-      <w:r>
-        <w:rPr>
-          <w:b/>
-          <w:shd w:val="clear" w:color="auto" w:fill="B7B7B7"/>
-        </w:rPr>
-        <w:t xml:space="preserve">Chatgpt </w:t>
-      </w:r>
-      <w:r>
-        <w:rPr>
-          <w:b/>
-          <w:sz w:val="14"/>
-          <w:szCs w:val="14"/>
-          <w:shd w:val="clear" w:color="auto" w:fill="B7B7B7"/>
-        </w:rPr>
-        <w:t>(GPT</w:t>
-      </w:r>
-      <w:r>
-        <w:rPr>
-          <w:rFonts w:ascii="Cambria Math" w:hAnsi="Cambria Math" w:cs="Cambria Math"/>
-          <w:b/>
-          <w:sz w:val="14"/>
-          <w:szCs w:val="14"/>
-          <w:shd w:val="clear" w:color="auto" w:fill="B7B7B7"/>
+          <w:rFonts w:ascii="Arial" w:eastAsia="Arial" w:hAnsi="Arial" w:cs="Arial"/>
+          <w:b/>
+          <w:color w:val="000000"/>
+          <w:sz w:val="18"/>
+          <w:highlight w:val="lightGray"/>
+        </w:rPr>
+        <w:t># Source: AI Source: Provided by: [Data Path</w:t>
+      </w:r>
+      <w:r>
+        <w:rPr>
+          <w:rFonts w:ascii="Arial" w:eastAsia="Arial" w:hAnsi="Arial" w:cs="Arial"/>
+          <w:color w:val="000000"/>
+          <w:sz w:val="18"/>
+          <w:highlight w:val="lightGray"/>
+        </w:rPr>
+        <w:t xml:space="preserve">: Persons Table -&gt; ID Column: 1, Name_En Column: Motasem Essam] -&gt; </w:t>
+      </w:r>
+      <w:r>
+        <w:rPr>
+          <w:rFonts w:ascii="Arial" w:eastAsia="Arial" w:hAnsi="Arial" w:cs="Arial"/>
+          <w:b/>
+          <w:color w:val="000000"/>
+          <w:sz w:val="18"/>
+          <w:highlight w:val="lightGray"/>
+        </w:rPr>
+        <w:t>From:</w:t>
+      </w:r>
+      <w:r>
+        <w:rPr>
+          <w:rFonts w:ascii="Arial" w:eastAsia="Arial" w:hAnsi="Arial" w:cs="Arial"/>
+          <w:color w:val="000000"/>
+          <w:sz w:val="18"/>
+          <w:highlight w:val="lightGray"/>
+        </w:rPr>
+        <w:t xml:space="preserve"> [Chatgpt (GPT</w:t>
+      </w:r>
+      <w:r>
+        <w:rPr>
+          <w:rFonts w:ascii="Arial" w:eastAsia="Arial" w:hAnsi="Arial" w:cs="Cambria Math"/>
+          <w:color w:val="000000"/>
+          <w:sz w:val="18"/>
+          <w:highlight w:val="lightGray"/>
         </w:rPr>
         <w:t>‑</w:t>
       </w:r>
       <w:r>
         <w:rPr>
-          <w:b/>
-          <w:sz w:val="14"/>
-          <w:szCs w:val="14"/>
-          <w:shd w:val="clear" w:color="auto" w:fill="B7B7B7"/>
-        </w:rPr>
-        <w:t>5 Mini) at [8/19/2025]</w:t>
+          <w:rFonts w:ascii="Arial" w:eastAsia="Arial" w:hAnsi="Arial" w:cs="Arial"/>
+          <w:color w:val="000000"/>
+          <w:sz w:val="18"/>
+          <w:highlight w:val="lightGray"/>
+        </w:rPr>
+        <w:t xml:space="preserve">5 Mini)] </w:t>
+      </w:r>
+      <w:r>
+        <w:rPr>
+          <w:rFonts w:ascii="Arial" w:eastAsia="Arial" w:hAnsi="Arial" w:cs="Arial"/>
+          <w:b/>
+          <w:color w:val="000000"/>
+          <w:sz w:val="18"/>
+          <w:highlight w:val="lightGray"/>
+        </w:rPr>
+        <w:t>on</w:t>
+      </w:r>
+      <w:r>
+        <w:rPr>
+          <w:rFonts w:ascii="Arial" w:eastAsia="Arial" w:hAnsi="Arial"/>
+          <w:sz w:val="18"/>
+          <w:highlight w:val="lightGray"/>
+        </w:rPr>
+        <w:t xml:space="preserve"> [8/19/2025]</w:t>
       </w:r>
     </w:p>
     <w:p>
@@ -1910,9 +2215,8 @@
         <w:rPr>
           <w:noProof/>
         </w:rPr>
-        <w:lastRenderedPageBreak/>
         <w:drawing>
-          <wp:inline distT="114300" distB="114300" distL="114300" distR="114300" wp14:anchorId="0859C778" wp14:editId="7745E982">
+          <wp:inline distT="114300" distB="114300" distL="114300" distR="114300" wp14:anchorId="158FBC0D" wp14:editId="462E0CA6">
             <wp:extent cx="5943600" cy="5118100"/>
             <wp:effectExtent l="0" t="0" r="0" b="0"/>
             <wp:docPr id="3" name="image3.png"/>
@@ -2388,7 +2692,6 @@
                 <w:rFonts w:ascii="Roboto Mono" w:eastAsia="Roboto Mono" w:hAnsi="Roboto Mono" w:cs="Roboto Mono"/>
                 <w:b/>
               </w:rPr>
-              <w:lastRenderedPageBreak/>
               <w:t>Test Execution (Automation)</w:t>
             </w:r>
           </w:p>
@@ -3066,7 +3369,7 @@
           <w:ilvl w:val="0"/>
           <w:numId w:val="9"/>
         </w:numPr>
-        <w:spacing w:before="240"/>
+        <w:spacing w:before="240" w:after="0" w:line="276" w:lineRule="auto"/>
       </w:pPr>
       <w:r>
         <w:rPr>
@@ -3094,6 +3397,7 @@
           <w:ilvl w:val="0"/>
           <w:numId w:val="9"/>
         </w:numPr>
+        <w:spacing w:after="0" w:line="276" w:lineRule="auto"/>
       </w:pPr>
       <w:r>
         <w:rPr>
@@ -3121,6 +3425,7 @@
           <w:ilvl w:val="0"/>
           <w:numId w:val="9"/>
         </w:numPr>
+        <w:spacing w:after="0" w:line="276" w:lineRule="auto"/>
       </w:pPr>
       <w:r>
         <w:rPr>
@@ -3148,6 +3453,7 @@
           <w:ilvl w:val="0"/>
           <w:numId w:val="9"/>
         </w:numPr>
+        <w:spacing w:after="0" w:line="276" w:lineRule="auto"/>
       </w:pPr>
       <w:r>
         <w:rPr>
@@ -3175,7 +3481,7 @@
           <w:ilvl w:val="0"/>
           <w:numId w:val="9"/>
         </w:numPr>
-        <w:spacing w:after="240"/>
+        <w:spacing w:after="240" w:line="276" w:lineRule="auto"/>
       </w:pPr>
       <w:r>
         <w:rPr>
@@ -3200,7 +3506,6 @@
       <w:bookmarkStart w:id="14" w:name="_y5pz406nhz43" w:colFirst="0" w:colLast="0"/>
       <w:bookmarkEnd w:id="14"/>
       <w:r>
-        <w:lastRenderedPageBreak/>
         <w:t>Testing Workflow with Tool Support</w:t>
       </w:r>
     </w:p>
@@ -3214,60 +3519,86 @@
       </w:pPr>
       <w:r>
         <w:rPr>
+          <w:rFonts w:ascii="Arial" w:eastAsia="Arial" w:hAnsi="Arial" w:cs="Arial"/>
+          <w:b/>
+          <w:color w:val="000000"/>
+          <w:sz w:val="18"/>
+          <w:highlight w:val="lightGray"/>
+        </w:rPr>
+        <w:t># Source: AI Source: Provided by: [Data Path</w:t>
+      </w:r>
+      <w:r>
+        <w:rPr>
+          <w:rFonts w:ascii="Arial" w:eastAsia="Arial" w:hAnsi="Arial" w:cs="Arial"/>
+          <w:color w:val="000000"/>
+          <w:sz w:val="18"/>
+          <w:highlight w:val="lightGray"/>
+        </w:rPr>
+        <w:t xml:space="preserve">: Persons Table -&gt; ID Column: 1, Name_En Column: Motasem Essam] -&gt; </w:t>
+      </w:r>
+      <w:r>
+        <w:rPr>
+          <w:rFonts w:ascii="Arial" w:eastAsia="Arial" w:hAnsi="Arial" w:cs="Arial"/>
+          <w:b/>
+          <w:color w:val="000000"/>
+          <w:sz w:val="18"/>
+          <w:highlight w:val="lightGray"/>
+        </w:rPr>
+        <w:t>From:</w:t>
+      </w:r>
+      <w:r>
+        <w:rPr>
+          <w:rFonts w:ascii="Arial" w:eastAsia="Arial" w:hAnsi="Arial" w:cs="Arial"/>
+          <w:color w:val="000000"/>
+          <w:sz w:val="18"/>
+          <w:highlight w:val="lightGray"/>
+        </w:rPr>
+        <w:t xml:space="preserve"> [Chatgpt (GPT</w:t>
+      </w:r>
+      <w:r>
+        <w:rPr>
+          <w:rFonts w:ascii="Arial" w:eastAsia="Arial" w:hAnsi="Arial" w:cs="Cambria Math"/>
+          <w:color w:val="000000"/>
+          <w:sz w:val="18"/>
+          <w:highlight w:val="lightGray"/>
+        </w:rPr>
+        <w:t>‑</w:t>
+      </w:r>
+      <w:r>
+        <w:rPr>
+          <w:rFonts w:ascii="Arial" w:eastAsia="Arial" w:hAnsi="Arial" w:cs="Arial"/>
+          <w:color w:val="000000"/>
+          <w:sz w:val="18"/>
+          <w:highlight w:val="lightGray"/>
+        </w:rPr>
+        <w:t xml:space="preserve">5 Mini)] </w:t>
+      </w:r>
+      <w:r>
+        <w:rPr>
+          <w:rFonts w:ascii="Arial" w:eastAsia="Arial" w:hAnsi="Arial" w:cs="Arial"/>
+          <w:b/>
+          <w:color w:val="000000"/>
+          <w:sz w:val="18"/>
+          <w:highlight w:val="lightGray"/>
+        </w:rPr>
+        <w:t>on</w:t>
+      </w:r>
+      <w:r>
+        <w:rPr>
+          <w:rFonts w:ascii="Arial" w:eastAsia="Arial" w:hAnsi="Arial"/>
+          <w:sz w:val="18"/>
+          <w:highlight w:val="lightGray"/>
+        </w:rPr>
+        <w:t xml:space="preserve"> [8/19/2025]</w:t>
+      </w:r>
+    </w:p>
+    <w:p>
+      <w:pPr>
+        <w:spacing w:before="240" w:after="240"/>
+        <w:rPr>
           <w:b/>
           <w:shd w:val="clear" w:color="auto" w:fill="B7B7B7"/>
         </w:rPr>
-        <w:t># Source</w:t>
-      </w:r>
-      <w:r>
-        <w:rPr>
-          <w:shd w:val="clear" w:color="auto" w:fill="B7B7B7"/>
-        </w:rPr>
-        <w:t xml:space="preserve">: </w:t>
-      </w:r>
-      <w:r>
-        <w:rPr>
-          <w:b/>
-          <w:shd w:val="clear" w:color="auto" w:fill="B7B7B7"/>
-        </w:rPr>
-        <w:t xml:space="preserve">Chatgpt </w:t>
-      </w:r>
-      <w:r>
-        <w:rPr>
-          <w:b/>
-          <w:sz w:val="14"/>
-          <w:szCs w:val="14"/>
-          <w:shd w:val="clear" w:color="auto" w:fill="B7B7B7"/>
-        </w:rPr>
-        <w:t>(GPT</w:t>
-      </w:r>
-      <w:r>
-        <w:rPr>
-          <w:rFonts w:ascii="Cambria Math" w:hAnsi="Cambria Math" w:cs="Cambria Math"/>
-          <w:b/>
-          <w:sz w:val="14"/>
-          <w:szCs w:val="14"/>
-          <w:shd w:val="clear" w:color="auto" w:fill="B7B7B7"/>
-        </w:rPr>
-        <w:t>‑</w:t>
-      </w:r>
-      <w:r>
-        <w:rPr>
-          <w:b/>
-          <w:sz w:val="14"/>
-          <w:szCs w:val="14"/>
-          <w:shd w:val="clear" w:color="auto" w:fill="B7B7B7"/>
-        </w:rPr>
-        <w:t>5 Mini) at [8/19/2025]</w:t>
-      </w:r>
-    </w:p>
-    <w:p>
-      <w:pPr>
-        <w:spacing w:before="240" w:after="240"/>
-        <w:rPr>
-          <w:b/>
-          <w:shd w:val="clear" w:color="auto" w:fill="B7B7B7"/>
-        </w:rPr>
       </w:pPr>
       <w:r>
         <w:rPr>
@@ -3295,7 +3626,7 @@
           <w:noProof/>
         </w:rPr>
         <w:drawing>
-          <wp:inline distT="114300" distB="114300" distL="114300" distR="114300" wp14:anchorId="501C12CB" wp14:editId="6009C53E">
+          <wp:inline distT="114300" distB="114300" distL="114300" distR="114300" wp14:anchorId="6FA8128B" wp14:editId="1DDC6153">
             <wp:extent cx="5943600" cy="4864100"/>
             <wp:effectExtent l="0" t="0" r="0" b="0"/>
             <wp:docPr id="1" name="image2.png"/>
@@ -3336,9 +3667,8 @@
         <w:rPr>
           <w:noProof/>
         </w:rPr>
-        <w:lastRenderedPageBreak/>
         <w:drawing>
-          <wp:inline distT="114300" distB="114300" distL="114300" distR="114300" wp14:anchorId="71E0D102" wp14:editId="58BF32BC">
+          <wp:inline distT="114300" distB="114300" distL="114300" distR="114300" wp14:anchorId="2A8E6653" wp14:editId="33F84855">
             <wp:extent cx="5943600" cy="2743200"/>
             <wp:effectExtent l="0" t="0" r="0" b="0"/>
             <wp:docPr id="2" name="image1.png"/>
@@ -3748,7 +4078,6 @@
         <w:rPr>
           <w:rFonts w:ascii="Roboto Mono" w:eastAsia="Roboto Mono" w:hAnsi="Roboto Mono" w:cs="Roboto Mono"/>
         </w:rPr>
-        <w:lastRenderedPageBreak/>
         <w:t>CI/CD Tools</w:t>
       </w:r>
     </w:p>
@@ -3872,7 +4201,7 @@
     <w:p/>
     <w:p>
       <w:r>
-        <w:pict w14:anchorId="5348041F">
+        <w:pict w14:anchorId="7C455887">
           <v:rect id="_x0000_i1037" style="width:0;height:1.5pt" o:hralign="center" o:hrstd="t" o:hr="t" fillcolor="#a0a0a0" stroked="f"/>
         </w:pict>
       </w:r>
@@ -3908,51 +4237,77 @@
       </w:pPr>
       <w:r>
         <w:rPr>
-          <w:b/>
-          <w:shd w:val="clear" w:color="auto" w:fill="B7B7B7"/>
-        </w:rPr>
-        <w:t># Source</w:t>
-      </w:r>
-      <w:r>
-        <w:rPr>
-          <w:shd w:val="clear" w:color="auto" w:fill="B7B7B7"/>
-        </w:rPr>
-        <w:t xml:space="preserve">: </w:t>
-      </w:r>
-      <w:r>
-        <w:rPr>
-          <w:b/>
-          <w:shd w:val="clear" w:color="auto" w:fill="B7B7B7"/>
-        </w:rPr>
-        <w:t xml:space="preserve">Chatgpt </w:t>
-      </w:r>
-      <w:r>
-        <w:rPr>
-          <w:b/>
-          <w:sz w:val="14"/>
-          <w:szCs w:val="14"/>
-          <w:shd w:val="clear" w:color="auto" w:fill="B7B7B7"/>
-        </w:rPr>
-        <w:t>(GPT</w:t>
-      </w:r>
-      <w:r>
-        <w:rPr>
-          <w:rFonts w:ascii="Cambria Math" w:hAnsi="Cambria Math" w:cs="Cambria Math"/>
-          <w:b/>
-          <w:sz w:val="14"/>
-          <w:szCs w:val="14"/>
-          <w:shd w:val="clear" w:color="auto" w:fill="B7B7B7"/>
+          <w:rFonts w:ascii="Arial" w:eastAsia="Arial" w:hAnsi="Arial" w:cs="Arial"/>
+          <w:b/>
+          <w:color w:val="000000"/>
+          <w:sz w:val="18"/>
+          <w:highlight w:val="lightGray"/>
+        </w:rPr>
+        <w:t># Source: AI Source: Provided by: [Data Path</w:t>
+      </w:r>
+      <w:r>
+        <w:rPr>
+          <w:rFonts w:ascii="Arial" w:eastAsia="Arial" w:hAnsi="Arial" w:cs="Arial"/>
+          <w:color w:val="000000"/>
+          <w:sz w:val="18"/>
+          <w:highlight w:val="lightGray"/>
+        </w:rPr>
+        <w:t xml:space="preserve">: Persons Table -&gt; ID Column: 1, Name_En Column: Motasem Essam] -&gt; </w:t>
+      </w:r>
+      <w:r>
+        <w:rPr>
+          <w:rFonts w:ascii="Arial" w:eastAsia="Arial" w:hAnsi="Arial" w:cs="Arial"/>
+          <w:b/>
+          <w:color w:val="000000"/>
+          <w:sz w:val="18"/>
+          <w:highlight w:val="lightGray"/>
+        </w:rPr>
+        <w:t>From:</w:t>
+      </w:r>
+      <w:r>
+        <w:rPr>
+          <w:rFonts w:ascii="Arial" w:eastAsia="Arial" w:hAnsi="Arial" w:cs="Arial"/>
+          <w:color w:val="000000"/>
+          <w:sz w:val="18"/>
+          <w:highlight w:val="lightGray"/>
+        </w:rPr>
+        <w:t xml:space="preserve"> [Chatgpt (GPT</w:t>
+      </w:r>
+      <w:r>
+        <w:rPr>
+          <w:rFonts w:ascii="Arial" w:eastAsia="Arial" w:hAnsi="Arial" w:cs="Cambria Math"/>
+          <w:color w:val="000000"/>
+          <w:sz w:val="18"/>
+          <w:highlight w:val="lightGray"/>
         </w:rPr>
         <w:t>‑</w:t>
       </w:r>
       <w:r>
         <w:rPr>
-          <w:b/>
-          <w:sz w:val="14"/>
-          <w:szCs w:val="14"/>
-          <w:shd w:val="clear" w:color="auto" w:fill="B7B7B7"/>
-        </w:rPr>
-        <w:t>5 Mini) at [8/19/2025]</w:t>
+          <w:rFonts w:ascii="Arial" w:eastAsia="Arial" w:hAnsi="Arial" w:cs="Arial"/>
+          <w:color w:val="000000"/>
+          <w:sz w:val="18"/>
+          <w:highlight w:val="lightGray"/>
+        </w:rPr>
+        <w:t xml:space="preserve">5 Mini)] </w:t>
+      </w:r>
+      <w:r>
+        <w:rPr>
+          <w:rFonts w:ascii="Arial" w:eastAsia="Arial" w:hAnsi="Arial" w:cs="Arial"/>
+          <w:b/>
+          <w:color w:val="000000"/>
+          <w:sz w:val="18"/>
+          <w:highlight w:val="lightGray"/>
+        </w:rPr>
+        <w:t>on</w:t>
+      </w:r>
+      <w:r>
+        <w:rPr>
+          <w:rFonts w:ascii="Arial" w:eastAsia="Arial" w:hAnsi="Arial"/>
+          <w:sz w:val="18"/>
+          <w:highlight w:val="lightGray"/>
+        </w:rPr>
+        <w:t xml:space="preserve"> [8/19/2025]</w:t>
       </w:r>
     </w:p>
     <w:p>
@@ -3961,7 +4316,7 @@
           <w:ilvl w:val="0"/>
           <w:numId w:val="3"/>
         </w:numPr>
-        <w:spacing w:before="240"/>
+        <w:spacing w:before="240" w:after="0" w:line="276" w:lineRule="auto"/>
       </w:pPr>
       <w:r>
         <w:rPr>
@@ -3989,6 +4344,7 @@
           <w:ilvl w:val="0"/>
           <w:numId w:val="3"/>
         </w:numPr>
+        <w:spacing w:after="0" w:line="276" w:lineRule="auto"/>
       </w:pPr>
       <w:r>
         <w:rPr>
@@ -4016,6 +4372,7 @@
           <w:ilvl w:val="0"/>
           <w:numId w:val="3"/>
         </w:numPr>
+        <w:spacing w:after="0" w:line="276" w:lineRule="auto"/>
       </w:pPr>
       <w:r>
         <w:rPr>
@@ -4043,6 +4400,7 @@
           <w:ilvl w:val="0"/>
           <w:numId w:val="3"/>
         </w:numPr>
+        <w:spacing w:after="0" w:line="276" w:lineRule="auto"/>
       </w:pPr>
       <w:r>
         <w:rPr>
@@ -4070,6 +4428,7 @@
           <w:ilvl w:val="0"/>
           <w:numId w:val="3"/>
         </w:numPr>
+        <w:spacing w:after="0" w:line="276" w:lineRule="auto"/>
       </w:pPr>
       <w:r>
         <w:rPr>
@@ -4097,6 +4456,7 @@
           <w:ilvl w:val="0"/>
           <w:numId w:val="3"/>
         </w:numPr>
+        <w:spacing w:after="0" w:line="276" w:lineRule="auto"/>
       </w:pPr>
       <w:r>
         <w:rPr>
@@ -4124,6 +4484,7 @@
           <w:ilvl w:val="0"/>
           <w:numId w:val="3"/>
         </w:numPr>
+        <w:spacing w:after="0" w:line="276" w:lineRule="auto"/>
       </w:pPr>
       <w:r>
         <w:rPr>
@@ -4151,7 +4512,7 @@
           <w:ilvl w:val="0"/>
           <w:numId w:val="3"/>
         </w:numPr>
-        <w:spacing w:after="240"/>
+        <w:spacing w:after="240" w:line="276" w:lineRule="auto"/>
       </w:pPr>
       <w:r>
         <w:rPr>
@@ -4175,7 +4536,7 @@
     </w:p>
     <w:p>
       <w:r>
-        <w:pict w14:anchorId="0CD30AB5">
+        <w:pict w14:anchorId="0B623413">
           <v:rect id="_x0000_i1038" style="width:0;height:1.5pt" o:hralign="center" o:hrstd="t" o:hr="t" fillcolor="#a0a0a0" stroked="f"/>
         </w:pict>
       </w:r>
@@ -4231,15 +4592,7 @@
           <w:rFonts w:ascii="Roboto Mono" w:eastAsia="Roboto Mono" w:hAnsi="Roboto Mono" w:cs="Roboto Mono"/>
           <w:b/>
         </w:rPr>
-        <w:t xml:space="preserve">continuous, traceable, and </w:t>
-      </w:r>
-      <w:r>
-        <w:rPr>
-          <w:rFonts w:ascii="Roboto Mono" w:eastAsia="Roboto Mono" w:hAnsi="Roboto Mono" w:cs="Roboto Mono"/>
-          <w:b/>
-        </w:rPr>
-        <w:lastRenderedPageBreak/>
-        <w:t>efficient testing process</w:t>
+        <w:t>continuous, traceable, and efficient testing process</w:t>
       </w:r>
       <w:r>
         <w:rPr>
@@ -4250,18 +4603,19 @@
     </w:p>
     <w:p>
       <w:r>
-        <w:pict w14:anchorId="174E7562">
+        <w:pict w14:anchorId="51746849">
           <v:rect id="_x0000_i1039" style="width:0;height:1.5pt" o:hralign="center" o:hrstd="t" o:hr="t" fillcolor="#a0a0a0" stroked="f"/>
         </w:pict>
       </w:r>
     </w:p>
+    <w:p/>
     <w:p/>
     <w:p/>
     <w:sectPr>
       <w:pgSz w:w="12240" w:h="15840"/>
       <w:pgMar w:top="1440" w:right="1440" w:bottom="1440" w:left="1440" w:header="720" w:footer="720" w:gutter="0"/>
-      <w:pgNumType w:start="1"/>
       <w:cols w:space="720"/>
+      <w:docGrid w:linePitch="360"/>
     </w:sectPr>
   </w:body>
 </w:document>
@@ -6064,18 +6418,6 @@
   <w:style w:type="paragraph" w:default="1" w:styleId="Normal">
     <w:name w:val="Normal"/>
     <w:qFormat/>
-    <w:rsid w:val="00F37FC3"/>
-    <w:pPr>
-      <w:spacing w:after="0" w:line="276" w:lineRule="auto"/>
-    </w:pPr>
-    <w:rPr>
-      <w:rFonts w:ascii="Arial" w:eastAsia="Arial" w:hAnsi="Arial" w:cs="Arial"/>
-      <w:kern w:val="0"/>
-      <w:sz w:val="22"/>
-      <w:szCs w:val="22"/>
-      <w:lang w:val="en"/>
-      <w14:ligatures w14:val="none"/>
-    </w:rPr>
   </w:style>
   <w:style w:type="paragraph" w:styleId="Heading1">
     <w:name w:val="heading 1"/>
@@ -6084,7 +6426,7 @@
     <w:link w:val="Heading1Char"/>
     <w:uiPriority w:val="9"/>
     <w:qFormat/>
-    <w:rsid w:val="00AC252C"/>
+    <w:rsid w:val="009F6554"/>
     <w:pPr>
       <w:keepNext/>
       <w:keepLines/>
@@ -6106,7 +6448,7 @@
     <w:uiPriority w:val="9"/>
     <w:unhideWhenUsed/>
     <w:qFormat/>
-    <w:rsid w:val="00AC252C"/>
+    <w:rsid w:val="009F6554"/>
     <w:pPr>
       <w:keepNext/>
       <w:keepLines/>
@@ -6128,7 +6470,7 @@
     <w:uiPriority w:val="9"/>
     <w:unhideWhenUsed/>
     <w:qFormat/>
-    <w:rsid w:val="00AC252C"/>
+    <w:rsid w:val="009F6554"/>
     <w:pPr>
       <w:keepNext/>
       <w:keepLines/>
@@ -6151,7 +6493,7 @@
     <w:semiHidden/>
     <w:unhideWhenUsed/>
     <w:qFormat/>
-    <w:rsid w:val="00AC252C"/>
+    <w:rsid w:val="009F6554"/>
     <w:pPr>
       <w:keepNext/>
       <w:keepLines/>
@@ -6174,7 +6516,7 @@
     <w:semiHidden/>
     <w:unhideWhenUsed/>
     <w:qFormat/>
-    <w:rsid w:val="00AC252C"/>
+    <w:rsid w:val="009F6554"/>
     <w:pPr>
       <w:keepNext/>
       <w:keepLines/>
@@ -6195,11 +6537,11 @@
     <w:semiHidden/>
     <w:unhideWhenUsed/>
     <w:qFormat/>
-    <w:rsid w:val="00AC252C"/>
+    <w:rsid w:val="009F6554"/>
     <w:pPr>
       <w:keepNext/>
       <w:keepLines/>
-      <w:spacing w:before="40"/>
+      <w:spacing w:before="40" w:after="0"/>
       <w:outlineLvl w:val="5"/>
     </w:pPr>
     <w:rPr>
@@ -6218,11 +6560,11 @@
     <w:semiHidden/>
     <w:unhideWhenUsed/>
     <w:qFormat/>
-    <w:rsid w:val="00AC252C"/>
+    <w:rsid w:val="009F6554"/>
     <w:pPr>
       <w:keepNext/>
       <w:keepLines/>
-      <w:spacing w:before="40"/>
+      <w:spacing w:before="40" w:after="0"/>
       <w:outlineLvl w:val="6"/>
     </w:pPr>
     <w:rPr>
@@ -6239,10 +6581,11 @@
     <w:semiHidden/>
     <w:unhideWhenUsed/>
     <w:qFormat/>
-    <w:rsid w:val="00AC252C"/>
+    <w:rsid w:val="009F6554"/>
     <w:pPr>
       <w:keepNext/>
       <w:keepLines/>
+      <w:spacing w:after="0"/>
       <w:outlineLvl w:val="7"/>
     </w:pPr>
     <w:rPr>
@@ -6261,10 +6604,11 @@
     <w:semiHidden/>
     <w:unhideWhenUsed/>
     <w:qFormat/>
-    <w:rsid w:val="00AC252C"/>
+    <w:rsid w:val="009F6554"/>
     <w:pPr>
       <w:keepNext/>
       <w:keepLines/>
+      <w:spacing w:after="0"/>
       <w:outlineLvl w:val="8"/>
     </w:pPr>
     <w:rPr>
@@ -6304,7 +6648,7 @@
     <w:basedOn w:val="DefaultParagraphFont"/>
     <w:link w:val="Heading1"/>
     <w:uiPriority w:val="9"/>
-    <w:rsid w:val="00AC252C"/>
+    <w:rsid w:val="009F6554"/>
     <w:rPr>
       <w:rFonts w:asciiTheme="majorHAnsi" w:eastAsiaTheme="majorEastAsia" w:hAnsiTheme="majorHAnsi" w:cstheme="majorBidi"/>
       <w:color w:val="2F5496" w:themeColor="accent1" w:themeShade="BF"/>
@@ -6317,7 +6661,7 @@
     <w:basedOn w:val="DefaultParagraphFont"/>
     <w:link w:val="Heading2"/>
     <w:uiPriority w:val="9"/>
-    <w:rsid w:val="00AC252C"/>
+    <w:rsid w:val="009F6554"/>
     <w:rPr>
       <w:rFonts w:asciiTheme="majorHAnsi" w:eastAsiaTheme="majorEastAsia" w:hAnsiTheme="majorHAnsi" w:cstheme="majorBidi"/>
       <w:color w:val="2F5496" w:themeColor="accent1" w:themeShade="BF"/>
@@ -6330,7 +6674,7 @@
     <w:basedOn w:val="DefaultParagraphFont"/>
     <w:link w:val="Heading3"/>
     <w:uiPriority w:val="9"/>
-    <w:rsid w:val="00AC252C"/>
+    <w:rsid w:val="009F6554"/>
     <w:rPr>
       <w:rFonts w:eastAsiaTheme="majorEastAsia" w:cstheme="majorBidi"/>
       <w:color w:val="2F5496" w:themeColor="accent1" w:themeShade="BF"/>
@@ -6344,7 +6688,7 @@
     <w:link w:val="Heading4"/>
     <w:uiPriority w:val="9"/>
     <w:semiHidden/>
-    <w:rsid w:val="00AC252C"/>
+    <w:rsid w:val="009F6554"/>
     <w:rPr>
       <w:rFonts w:eastAsiaTheme="majorEastAsia" w:cstheme="majorBidi"/>
       <w:i/>
@@ -6358,7 +6702,7 @@
     <w:link w:val="Heading5"/>
     <w:uiPriority w:val="9"/>
     <w:semiHidden/>
-    <w:rsid w:val="00AC252C"/>
+    <w:rsid w:val="009F6554"/>
     <w:rPr>
       <w:rFonts w:eastAsiaTheme="majorEastAsia" w:cstheme="majorBidi"/>
       <w:color w:val="2F5496" w:themeColor="accent1" w:themeShade="BF"/>
@@ -6370,7 +6714,7 @@
     <w:link w:val="Heading6"/>
     <w:uiPriority w:val="9"/>
     <w:semiHidden/>
-    <w:rsid w:val="00AC252C"/>
+    <w:rsid w:val="009F6554"/>
     <w:rPr>
       <w:rFonts w:eastAsiaTheme="majorEastAsia" w:cstheme="majorBidi"/>
       <w:i/>
@@ -6384,7 +6728,7 @@
     <w:link w:val="Heading7"/>
     <w:uiPriority w:val="9"/>
     <w:semiHidden/>
-    <w:rsid w:val="00AC252C"/>
+    <w:rsid w:val="009F6554"/>
     <w:rPr>
       <w:rFonts w:eastAsiaTheme="majorEastAsia" w:cstheme="majorBidi"/>
       <w:color w:val="595959" w:themeColor="text1" w:themeTint="A6"/>
@@ -6396,7 +6740,7 @@
     <w:link w:val="Heading8"/>
     <w:uiPriority w:val="9"/>
     <w:semiHidden/>
-    <w:rsid w:val="00AC252C"/>
+    <w:rsid w:val="009F6554"/>
     <w:rPr>
       <w:rFonts w:eastAsiaTheme="majorEastAsia" w:cstheme="majorBidi"/>
       <w:i/>
@@ -6410,7 +6754,7 @@
     <w:link w:val="Heading9"/>
     <w:uiPriority w:val="9"/>
     <w:semiHidden/>
-    <w:rsid w:val="00AC252C"/>
+    <w:rsid w:val="009F6554"/>
     <w:rPr>
       <w:rFonts w:eastAsiaTheme="majorEastAsia" w:cstheme="majorBidi"/>
       <w:color w:val="272727" w:themeColor="text1" w:themeTint="D8"/>
@@ -6423,7 +6767,7 @@
     <w:link w:val="TitleChar"/>
     <w:uiPriority w:val="10"/>
     <w:qFormat/>
-    <w:rsid w:val="00AC252C"/>
+    <w:rsid w:val="009F6554"/>
     <w:pPr>
       <w:spacing w:after="80" w:line="240" w:lineRule="auto"/>
       <w:contextualSpacing/>
@@ -6441,7 +6785,7 @@
     <w:basedOn w:val="DefaultParagraphFont"/>
     <w:link w:val="Title"/>
     <w:uiPriority w:val="10"/>
-    <w:rsid w:val="00AC252C"/>
+    <w:rsid w:val="009F6554"/>
     <w:rPr>
       <w:rFonts w:asciiTheme="majorHAnsi" w:eastAsiaTheme="majorEastAsia" w:hAnsiTheme="majorHAnsi" w:cstheme="majorBidi"/>
       <w:spacing w:val="-10"/>
@@ -6457,7 +6801,7 @@
     <w:link w:val="SubtitleChar"/>
     <w:uiPriority w:val="11"/>
     <w:qFormat/>
-    <w:rsid w:val="00AC252C"/>
+    <w:rsid w:val="009F6554"/>
     <w:pPr>
       <w:numPr>
         <w:ilvl w:val="1"/>
@@ -6476,7 +6820,7 @@
     <w:basedOn w:val="DefaultParagraphFont"/>
     <w:link w:val="Subtitle"/>
     <w:uiPriority w:val="11"/>
-    <w:rsid w:val="00AC252C"/>
+    <w:rsid w:val="009F6554"/>
     <w:rPr>
       <w:rFonts w:eastAsiaTheme="majorEastAsia" w:cstheme="majorBidi"/>
       <w:color w:val="595959" w:themeColor="text1" w:themeTint="A6"/>
@@ -6492,7 +6836,7 @@
     <w:link w:val="QuoteChar"/>
     <w:uiPriority w:val="29"/>
     <w:qFormat/>
-    <w:rsid w:val="00AC252C"/>
+    <w:rsid w:val="009F6554"/>
     <w:pPr>
       <w:spacing w:before="160"/>
       <w:jc w:val="center"/>
@@ -6508,7 +6852,7 @@
     <w:basedOn w:val="DefaultParagraphFont"/>
     <w:link w:val="Quote"/>
     <w:uiPriority w:val="29"/>
-    <w:rsid w:val="00AC252C"/>
+    <w:rsid w:val="009F6554"/>
     <w:rPr>
       <w:i/>
       <w:iCs/>
@@ -6520,7 +6864,7 @@
     <w:basedOn w:val="Normal"/>
     <w:uiPriority w:val="34"/>
     <w:qFormat/>
-    <w:rsid w:val="00AC252C"/>
+    <w:rsid w:val="009F6554"/>
     <w:pPr>
       <w:ind w:left="720"/>
       <w:contextualSpacing/>
@@ -6531,7 +6875,7 @@
     <w:basedOn w:val="DefaultParagraphFont"/>
     <w:uiPriority w:val="21"/>
     <w:qFormat/>
-    <w:rsid w:val="00AC252C"/>
+    <w:rsid w:val="009F6554"/>
     <w:rPr>
       <w:i/>
       <w:iCs/>
@@ -6545,7 +6889,7 @@
     <w:link w:val="IntenseQuoteChar"/>
     <w:uiPriority w:val="30"/>
     <w:qFormat/>
-    <w:rsid w:val="00AC252C"/>
+    <w:rsid w:val="009F6554"/>
     <w:pPr>
       <w:pBdr>
         <w:top w:val="single" w:sz="4" w:space="10" w:color="2F5496" w:themeColor="accent1" w:themeShade="BF"/>
@@ -6566,7 +6910,7 @@
     <w:basedOn w:val="DefaultParagraphFont"/>
     <w:link w:val="IntenseQuote"/>
     <w:uiPriority w:val="30"/>
-    <w:rsid w:val="00AC252C"/>
+    <w:rsid w:val="009F6554"/>
     <w:rPr>
       <w:i/>
       <w:iCs/>
@@ -6578,7 +6922,7 @@
     <w:basedOn w:val="DefaultParagraphFont"/>
     <w:uiPriority w:val="32"/>
     <w:qFormat/>
-    <w:rsid w:val="00AC252C"/>
+    <w:rsid w:val="009F6554"/>
     <w:rPr>
       <w:b/>
       <w:bCs/>

--- a/Knowledge/3-Work knowledge/1-Software Engineering/2-Testing/5-My Source/1-ISTQB Foundation Level/9-Tool Support for Testing/1-Tool Support for Testing.docx
+++ b/Knowledge/3-Work knowledge/1-Software Engineering/2-Testing/5-My Source/1-ISTQB Foundation Level/9-Tool Support for Testing/1-Tool Support for Testing.docx
@@ -126,7 +126,13 @@
           <w:highlight w:val="lightGray"/>
         </w:rPr>
         <w:br/>
-        <w:t xml:space="preserve"> Tool Support for Testing means using software tools to help with different testing activities (planning, designing, executing, monitoring, reporting, etc.) instead of doing everything manually.</w:t>
+      </w:r>
+      <w:r>
+        <w:rPr>
+          <w:rFonts w:ascii="Roboto Mono" w:eastAsia="Arial" w:hAnsi="Roboto Mono"/>
+          <w:sz w:val="18"/>
+        </w:rPr>
+        <w:t>Tool Support for Testing means using software tools to help with different testing activities (planning, designing, executing, monitoring, reporting, etc.) instead of doing everything manually.</w:t>
       </w:r>
     </w:p>
     <w:p>
@@ -470,6 +476,7 @@
         <w:rPr>
           <w:rFonts w:ascii="Roboto Mono" w:eastAsia="Roboto Mono" w:hAnsi="Roboto Mono" w:cs="Roboto Mono"/>
         </w:rPr>
+        <w:lastRenderedPageBreak/>
         <w:t>Can generate test cases automatically based on models or requirements.</w:t>
       </w:r>
       <w:r>
@@ -1037,6 +1044,7 @@
         <w:rPr>
           <w:rFonts w:ascii="Roboto Mono" w:eastAsia="Roboto Mono" w:hAnsi="Roboto Mono" w:cs="Roboto Mono"/>
         </w:rPr>
+        <w:lastRenderedPageBreak/>
         <w:t>Measure speed, scalability, stability, and responsiveness of applications.</w:t>
       </w:r>
       <w:r>
@@ -1580,6 +1588,7 @@
         <w:rPr>
           <w:rFonts w:ascii="Roboto Mono" w:eastAsia="Roboto Mono" w:hAnsi="Roboto Mono" w:cs="Roboto Mono"/>
         </w:rPr>
+        <w:lastRenderedPageBreak/>
         <w:t>Support automated builds, integration, and test execution in pipelines.</w:t>
       </w:r>
       <w:r>
@@ -2055,6 +2064,7 @@
     </w:p>
     <w:p>
       <w:r>
+        <w:lastRenderedPageBreak/>
         <w:pict w14:anchorId="3EACDD13">
           <v:rect id="_x0000_i1035" style="width:0;height:1.5pt" o:hralign="center" o:hrstd="t" o:hr="t" fillcolor="#a0a0a0" stroked="f"/>
         </w:pict>
@@ -2304,6 +2314,7 @@
                 <w:rFonts w:ascii="Roboto Mono" w:eastAsia="Roboto Mono" w:hAnsi="Roboto Mono" w:cs="Roboto Mono"/>
                 <w:b/>
               </w:rPr>
+              <w:lastRenderedPageBreak/>
               <w:t>Testing Activity</w:t>
             </w:r>
           </w:p>
@@ -3172,6 +3183,7 @@
                 <w:rFonts w:ascii="Roboto Mono" w:eastAsia="Roboto Mono" w:hAnsi="Roboto Mono" w:cs="Roboto Mono"/>
                 <w:b/>
               </w:rPr>
+              <w:lastRenderedPageBreak/>
               <w:t>Monitoring/Environment</w:t>
             </w:r>
           </w:p>
@@ -3625,6 +3637,7 @@
         <w:rPr>
           <w:noProof/>
         </w:rPr>
+        <w:lastRenderedPageBreak/>
         <w:drawing>
           <wp:inline distT="114300" distB="114300" distL="114300" distR="114300" wp14:anchorId="6FA8128B" wp14:editId="1DDC6153">
             <wp:extent cx="5943600" cy="4864100"/>
@@ -3727,6 +3740,7 @@
         <w:rPr>
           <w:rFonts w:ascii="Arial Unicode MS" w:eastAsia="Arial Unicode MS" w:hAnsi="Arial Unicode MS" w:cs="Arial Unicode MS"/>
         </w:rPr>
+        <w:lastRenderedPageBreak/>
         <w:t xml:space="preserve">        │</w:t>
       </w:r>
     </w:p>
@@ -4065,6 +4079,7 @@
         <w:rPr>
           <w:rFonts w:ascii="Arial Unicode MS" w:eastAsia="Arial Unicode MS" w:hAnsi="Arial Unicode MS" w:cs="Arial Unicode MS"/>
         </w:rPr>
+        <w:lastRenderedPageBreak/>
         <w:t xml:space="preserve">        ▼</w:t>
       </w:r>
     </w:p>
@@ -4463,6 +4478,7 @@
           <w:rFonts w:ascii="Roboto Mono" w:eastAsia="Roboto Mono" w:hAnsi="Roboto Mono" w:cs="Roboto Mono"/>
           <w:b/>
         </w:rPr>
+        <w:lastRenderedPageBreak/>
         <w:t>CI/CD Integration:</w:t>
       </w:r>
       <w:r>
